--- a/Requirements Draft.docx
+++ b/Requirements Draft.docx
@@ -391,29 +391,17 @@
         <w:rPr>
           <w:b w:val="1"/>
           <w:bCs w:val="1"/>
+          <w:u w:val="single"/>
         </w:rPr>
       </w:pPr>
       <w:r>
-        <w:rPr>
-          <w:rtl w:val="0"/>
-        </w:rPr>
-      </w:r>
-    </w:p>
-    <w:p>
-      <w:pPr>
-        <w:jc w:val="center"/>
         <w:rPr>
           <w:b w:val="1"/>
           <w:bCs w:val="1"/>
-        </w:rPr>
-      </w:pPr>
-      <w:r>
-        <w:rPr>
-          <w:b w:val="1"/>
-          <w:bCs w:val="1"/>
+          <w:u w:val="single"/>
           <w:rtl w:val="0"/>
         </w:rPr>
-        <w:t xml:space="preserve">Automated sharing of new tweets on selected chat-ops server(s)</w:t>
+        <w:t xml:space="preserve">Acceptance of commands on selected chat-ops server(s)</w:t>
       </w:r>
     </w:p>
     <w:p>
@@ -718,61 +706,20 @@
     </w:p>
     <w:p>
       <w:pPr>
-        <w:rPr/>
+        <w:rPr>
+          <w:b w:val="1"/>
+          <w:bCs w:val="1"/>
+          <w:u w:val="single"/>
+        </w:rPr>
       </w:pPr>
       <w:r>
-        <w:br w:type="page"/>
-      </w:r>
-      <w:r>
-        <w:rPr>
-          <w:rtl w:val="0"/>
-        </w:rPr>
-      </w:r>
-    </w:p>
-    <w:p>
-      <w:pPr>
-        <w:rPr/>
-      </w:pPr>
-      <w:r>
-        <w:rPr>
-          <w:rtl w:val="0"/>
-        </w:rPr>
-      </w:r>
-    </w:p>
-    <w:p>
-      <w:pPr>
-        <w:rPr/>
-      </w:pPr>
-      <w:r>
-        <w:rPr>
-          <w:rtl w:val="0"/>
-        </w:rPr>
-      </w:r>
-    </w:p>
-    <w:p>
-      <w:pPr>
-        <w:rPr>
-          <w:u w:val="single"/>
-        </w:rPr>
-      </w:pPr>
-      <w:r>
-        <w:rPr>
+        <w:rPr>
+          <w:b w:val="1"/>
+          <w:bCs w:val="1"/>
           <w:u w:val="single"/>
           <w:rtl w:val="0"/>
         </w:rPr>
         <w:t xml:space="preserve">Automatically scan for new tweets and post the embed link on discord</w:t>
-      </w:r>
-    </w:p>
-    <w:p>
-      <w:pPr>
-        <w:rPr>
-          <w:u w:val="single"/>
-        </w:rPr>
-      </w:pPr>
-      <w:r>
-        <w:rPr>
-          <w:rtl w:val="0"/>
-        </w:rPr>
       </w:r>
     </w:p>
     <w:p>
@@ -1039,6 +986,39 @@
     </w:tbl>
     <w:p>
       <w:pPr>
+        <w:rPr>
+          <w:u w:val="single"/>
+        </w:rPr>
+      </w:pPr>
+      <w:r>
+        <w:br w:type="page"/>
+      </w:r>
+      <w:r>
+        <w:rPr>
+          <w:rtl w:val="0"/>
+        </w:rPr>
+      </w:r>
+    </w:p>
+    <w:p>
+      <w:pPr>
+        <w:rPr>
+          <w:b w:val="1"/>
+          <w:bCs w:val="1"/>
+          <w:u w:val="single"/>
+        </w:rPr>
+      </w:pPr>
+      <w:r>
+        <w:rPr>
+          <w:b w:val="1"/>
+          <w:bCs w:val="1"/>
+          <w:u w:val="single"/>
+          <w:rtl w:val="0"/>
+        </w:rPr>
+        <w:t xml:space="preserve">Accept a command to bookmark a moment during a live stream</w:t>
+      </w:r>
+    </w:p>
+    <w:p>
+      <w:pPr>
         <w:rPr/>
       </w:pPr>
       <w:r>
@@ -1047,6 +1027,3224 @@
         </w:rPr>
       </w:r>
     </w:p>
+    <w:tbl>
+      <w:tblPr>
+        <w:tblStyle w:val="Table4"/>
+        <w:tblW w:w="9360.0" w:type="dxa"/>
+        <w:jc w:val="left"/>
+        <w:tblBorders>
+          <w:top w:color="000000" w:space="0" w:sz="8" w:val="single"/>
+          <w:left w:color="000000" w:space="0" w:sz="8" w:val="single"/>
+          <w:bottom w:color="000000" w:space="0" w:sz="8" w:val="single"/>
+          <w:right w:color="000000" w:space="0" w:sz="8" w:val="single"/>
+          <w:insideH w:color="000000" w:space="0" w:sz="8" w:val="single"/>
+          <w:insideV w:color="000000" w:space="0" w:sz="8" w:val="single"/>
+        </w:tblBorders>
+        <w:tblLayout w:type="fixed"/>
+        <w:tblLook w:val="0600"/>
+      </w:tblPr>
+      <w:tblGrid>
+        <w:gridCol w:w="4680"/>
+        <w:gridCol w:w="4680"/>
+        <w:tblGridChange w:id="0">
+          <w:tblGrid>
+            <w:gridCol w:w="4680"/>
+            <w:gridCol w:w="4680"/>
+          </w:tblGrid>
+        </w:tblGridChange>
+      </w:tblGrid>
+      <w:tr>
+        <w:trPr>
+          <w:cantSplit w:val="0"/>
+          <w:tblHeader w:val="0"/>
+        </w:trPr>
+        <w:tc>
+          <w:tcPr>
+            <w:shd w:fill="auto" w:val="clear"/>
+            <w:tcMar>
+              <w:top w:w="100.0" w:type="dxa"/>
+              <w:left w:w="100.0" w:type="dxa"/>
+              <w:bottom w:w="100.0" w:type="dxa"/>
+              <w:right w:w="100.0" w:type="dxa"/>
+            </w:tcMar>
+            <w:vAlign w:val="top"/>
+          </w:tcPr>
+          <w:p>
+            <w:pPr>
+              <w:widowControl w:val="0"/>
+              <w:spacing w:line="240" w:lineRule="auto"/>
+              <w:rPr/>
+            </w:pPr>
+            <w:r>
+              <w:rPr>
+                <w:rtl w:val="0"/>
+              </w:rPr>
+              <w:t xml:space="preserve">Requirement ID</w:t>
+            </w:r>
+          </w:p>
+        </w:tc>
+        <w:tc>
+          <w:tcPr>
+            <w:shd w:fill="auto" w:val="clear"/>
+            <w:tcMar>
+              <w:top w:w="100.0" w:type="dxa"/>
+              <w:left w:w="100.0" w:type="dxa"/>
+              <w:bottom w:w="100.0" w:type="dxa"/>
+              <w:right w:w="100.0" w:type="dxa"/>
+            </w:tcMar>
+            <w:vAlign w:val="top"/>
+          </w:tcPr>
+          <w:p>
+            <w:pPr>
+              <w:widowControl w:val="0"/>
+              <w:spacing w:line="240" w:lineRule="auto"/>
+              <w:rPr/>
+            </w:pPr>
+            <w:r>
+              <w:rPr>
+                <w:rtl w:val="0"/>
+              </w:rPr>
+              <w:t xml:space="preserve">003</w:t>
+            </w:r>
+          </w:p>
+        </w:tc>
+      </w:tr>
+      <w:tr>
+        <w:trPr>
+          <w:cantSplit w:val="0"/>
+          <w:tblHeader w:val="0"/>
+        </w:trPr>
+        <w:tc>
+          <w:tcPr>
+            <w:shd w:fill="auto" w:val="clear"/>
+            <w:tcMar>
+              <w:top w:w="100.0" w:type="dxa"/>
+              <w:left w:w="100.0" w:type="dxa"/>
+              <w:bottom w:w="100.0" w:type="dxa"/>
+              <w:right w:w="100.0" w:type="dxa"/>
+            </w:tcMar>
+            <w:vAlign w:val="top"/>
+          </w:tcPr>
+          <w:p>
+            <w:pPr>
+              <w:widowControl w:val="0"/>
+              <w:spacing w:line="240" w:lineRule="auto"/>
+              <w:rPr/>
+            </w:pPr>
+            <w:r>
+              <w:rPr>
+                <w:rtl w:val="0"/>
+              </w:rPr>
+              <w:t xml:space="preserve">Description</w:t>
+            </w:r>
+          </w:p>
+        </w:tc>
+        <w:tc>
+          <w:tcPr>
+            <w:shd w:fill="auto" w:val="clear"/>
+            <w:tcMar>
+              <w:top w:w="100.0" w:type="dxa"/>
+              <w:left w:w="100.0" w:type="dxa"/>
+              <w:bottom w:w="100.0" w:type="dxa"/>
+              <w:right w:w="100.0" w:type="dxa"/>
+            </w:tcMar>
+            <w:vAlign w:val="top"/>
+          </w:tcPr>
+          <w:p>
+            <w:pPr>
+              <w:widowControl w:val="0"/>
+              <w:spacing w:line="240" w:lineRule="auto"/>
+              <w:rPr/>
+            </w:pPr>
+            <w:r>
+              <w:rPr>
+                <w:rtl w:val="0"/>
+              </w:rPr>
+              <w:t xml:space="preserve">Accept a command to bookmark a moment during a live stream.</w:t>
+            </w:r>
+          </w:p>
+        </w:tc>
+      </w:tr>
+      <w:tr>
+        <w:trPr>
+          <w:cantSplit w:val="0"/>
+          <w:tblHeader w:val="0"/>
+        </w:trPr>
+        <w:tc>
+          <w:tcPr>
+            <w:shd w:fill="auto" w:val="clear"/>
+            <w:tcMar>
+              <w:top w:w="100.0" w:type="dxa"/>
+              <w:left w:w="100.0" w:type="dxa"/>
+              <w:bottom w:w="100.0" w:type="dxa"/>
+              <w:right w:w="100.0" w:type="dxa"/>
+            </w:tcMar>
+            <w:vAlign w:val="top"/>
+          </w:tcPr>
+          <w:p>
+            <w:pPr>
+              <w:widowControl w:val="0"/>
+              <w:spacing w:line="240" w:lineRule="auto"/>
+              <w:rPr/>
+            </w:pPr>
+            <w:r>
+              <w:rPr>
+                <w:rtl w:val="0"/>
+              </w:rPr>
+              <w:t xml:space="preserve">Rationale</w:t>
+            </w:r>
+          </w:p>
+        </w:tc>
+        <w:tc>
+          <w:tcPr>
+            <w:shd w:fill="auto" w:val="clear"/>
+            <w:tcMar>
+              <w:top w:w="100.0" w:type="dxa"/>
+              <w:left w:w="100.0" w:type="dxa"/>
+              <w:bottom w:w="100.0" w:type="dxa"/>
+              <w:right w:w="100.0" w:type="dxa"/>
+            </w:tcMar>
+            <w:vAlign w:val="top"/>
+          </w:tcPr>
+          <w:p>
+            <w:pPr>
+              <w:widowControl w:val="0"/>
+              <w:spacing w:line="240" w:lineRule="auto"/>
+              <w:rPr/>
+            </w:pPr>
+            <w:r>
+              <w:rPr>
+                <w:rtl w:val="0"/>
+              </w:rPr>
+              <w:t xml:space="preserve">During a livestream, there are moments that might want to be captured for video processing. This command helps to keep track of those moments for faster reference post stream.</w:t>
+            </w:r>
+          </w:p>
+        </w:tc>
+      </w:tr>
+      <w:tr>
+        <w:trPr>
+          <w:cantSplit w:val="0"/>
+          <w:trHeight w:val="465" w:hRule="atLeast"/>
+          <w:tblHeader w:val="0"/>
+        </w:trPr>
+        <w:tc>
+          <w:tcPr>
+            <w:shd w:fill="auto" w:val="clear"/>
+            <w:tcMar>
+              <w:top w:w="100.0" w:type="dxa"/>
+              <w:left w:w="100.0" w:type="dxa"/>
+              <w:bottom w:w="100.0" w:type="dxa"/>
+              <w:right w:w="100.0" w:type="dxa"/>
+            </w:tcMar>
+            <w:vAlign w:val="top"/>
+          </w:tcPr>
+          <w:p>
+            <w:pPr>
+              <w:widowControl w:val="0"/>
+              <w:spacing w:line="240" w:lineRule="auto"/>
+              <w:rPr/>
+            </w:pPr>
+            <w:r>
+              <w:rPr>
+                <w:rtl w:val="0"/>
+              </w:rPr>
+              <w:t xml:space="preserve">Fit Criterion</w:t>
+            </w:r>
+          </w:p>
+        </w:tc>
+        <w:tc>
+          <w:tcPr>
+            <w:shd w:fill="auto" w:val="clear"/>
+            <w:tcMar>
+              <w:top w:w="100.0" w:type="dxa"/>
+              <w:left w:w="100.0" w:type="dxa"/>
+              <w:bottom w:w="100.0" w:type="dxa"/>
+              <w:right w:w="100.0" w:type="dxa"/>
+            </w:tcMar>
+            <w:vAlign w:val="top"/>
+          </w:tcPr>
+          <w:p>
+            <w:pPr>
+              <w:widowControl w:val="0"/>
+              <w:spacing w:line="240" w:lineRule="auto"/>
+              <w:rPr/>
+            </w:pPr>
+            <w:r>
+              <w:rPr>
+                <w:rtl w:val="0"/>
+              </w:rPr>
+              <w:t xml:space="preserve">This requirement is considered complete when a timestamped link to a twitch VOD is successfully posted in the proper discord channel following the command input on twitch</w:t>
+            </w:r>
+          </w:p>
+        </w:tc>
+      </w:tr>
+    </w:tbl>
+    <w:p>
+      <w:pPr>
+        <w:rPr>
+          <w:u w:val="single"/>
+        </w:rPr>
+      </w:pPr>
+      <w:r>
+        <w:rPr>
+          <w:rtl w:val="0"/>
+        </w:rPr>
+      </w:r>
+    </w:p>
+    <w:p>
+      <w:pPr>
+        <w:rPr>
+          <w:b w:val="1"/>
+          <w:bCs w:val="1"/>
+          <w:u w:val="single"/>
+        </w:rPr>
+      </w:pPr>
+      <w:r>
+        <w:rPr>
+          <w:b w:val="1"/>
+          <w:bCs w:val="1"/>
+          <w:u w:val="single"/>
+          <w:rtl w:val="0"/>
+        </w:rPr>
+        <w:t xml:space="preserve">Automatically post clips of the given channel to a channel for review</w:t>
+      </w:r>
+    </w:p>
+    <w:p>
+      <w:pPr>
+        <w:rPr/>
+      </w:pPr>
+      <w:r>
+        <w:rPr>
+          <w:rtl w:val="0"/>
+        </w:rPr>
+      </w:r>
+    </w:p>
+    <w:tbl>
+      <w:tblPr>
+        <w:tblStyle w:val="Table5"/>
+        <w:tblW w:w="9360.0" w:type="dxa"/>
+        <w:jc w:val="left"/>
+        <w:tblBorders>
+          <w:top w:color="000000" w:space="0" w:sz="8" w:val="single"/>
+          <w:left w:color="000000" w:space="0" w:sz="8" w:val="single"/>
+          <w:bottom w:color="000000" w:space="0" w:sz="8" w:val="single"/>
+          <w:right w:color="000000" w:space="0" w:sz="8" w:val="single"/>
+          <w:insideH w:color="000000" w:space="0" w:sz="8" w:val="single"/>
+          <w:insideV w:color="000000" w:space="0" w:sz="8" w:val="single"/>
+        </w:tblBorders>
+        <w:tblLayout w:type="fixed"/>
+        <w:tblLook w:val="0600"/>
+      </w:tblPr>
+      <w:tblGrid>
+        <w:gridCol w:w="4680"/>
+        <w:gridCol w:w="4680"/>
+        <w:tblGridChange w:id="0">
+          <w:tblGrid>
+            <w:gridCol w:w="4680"/>
+            <w:gridCol w:w="4680"/>
+          </w:tblGrid>
+        </w:tblGridChange>
+      </w:tblGrid>
+      <w:tr>
+        <w:trPr>
+          <w:cantSplit w:val="0"/>
+          <w:tblHeader w:val="0"/>
+        </w:trPr>
+        <w:tc>
+          <w:tcPr>
+            <w:shd w:fill="auto" w:val="clear"/>
+            <w:tcMar>
+              <w:top w:w="100.0" w:type="dxa"/>
+              <w:left w:w="100.0" w:type="dxa"/>
+              <w:bottom w:w="100.0" w:type="dxa"/>
+              <w:right w:w="100.0" w:type="dxa"/>
+            </w:tcMar>
+            <w:vAlign w:val="top"/>
+          </w:tcPr>
+          <w:p>
+            <w:pPr>
+              <w:widowControl w:val="0"/>
+              <w:spacing w:line="240" w:lineRule="auto"/>
+              <w:rPr/>
+            </w:pPr>
+            <w:r>
+              <w:rPr>
+                <w:rtl w:val="0"/>
+              </w:rPr>
+              <w:t xml:space="preserve">Requirement ID</w:t>
+            </w:r>
+          </w:p>
+        </w:tc>
+        <w:tc>
+          <w:tcPr>
+            <w:shd w:fill="auto" w:val="clear"/>
+            <w:tcMar>
+              <w:top w:w="100.0" w:type="dxa"/>
+              <w:left w:w="100.0" w:type="dxa"/>
+              <w:bottom w:w="100.0" w:type="dxa"/>
+              <w:right w:w="100.0" w:type="dxa"/>
+            </w:tcMar>
+            <w:vAlign w:val="top"/>
+          </w:tcPr>
+          <w:p>
+            <w:pPr>
+              <w:widowControl w:val="0"/>
+              <w:spacing w:line="240" w:lineRule="auto"/>
+              <w:rPr/>
+            </w:pPr>
+            <w:r>
+              <w:rPr>
+                <w:rtl w:val="0"/>
+              </w:rPr>
+              <w:t xml:space="preserve">004</w:t>
+            </w:r>
+          </w:p>
+        </w:tc>
+      </w:tr>
+      <w:tr>
+        <w:trPr>
+          <w:cantSplit w:val="0"/>
+          <w:tblHeader w:val="0"/>
+        </w:trPr>
+        <w:tc>
+          <w:tcPr>
+            <w:shd w:fill="auto" w:val="clear"/>
+            <w:tcMar>
+              <w:top w:w="100.0" w:type="dxa"/>
+              <w:left w:w="100.0" w:type="dxa"/>
+              <w:bottom w:w="100.0" w:type="dxa"/>
+              <w:right w:w="100.0" w:type="dxa"/>
+            </w:tcMar>
+            <w:vAlign w:val="top"/>
+          </w:tcPr>
+          <w:p>
+            <w:pPr>
+              <w:widowControl w:val="0"/>
+              <w:spacing w:line="240" w:lineRule="auto"/>
+              <w:rPr/>
+            </w:pPr>
+            <w:r>
+              <w:rPr>
+                <w:rtl w:val="0"/>
+              </w:rPr>
+              <w:t xml:space="preserve">Description</w:t>
+            </w:r>
+          </w:p>
+        </w:tc>
+        <w:tc>
+          <w:tcPr>
+            <w:shd w:fill="auto" w:val="clear"/>
+            <w:tcMar>
+              <w:top w:w="100.0" w:type="dxa"/>
+              <w:left w:w="100.0" w:type="dxa"/>
+              <w:bottom w:w="100.0" w:type="dxa"/>
+              <w:right w:w="100.0" w:type="dxa"/>
+            </w:tcMar>
+            <w:vAlign w:val="top"/>
+          </w:tcPr>
+          <w:p>
+            <w:pPr>
+              <w:widowControl w:val="0"/>
+              <w:spacing w:line="240" w:lineRule="auto"/>
+              <w:rPr/>
+            </w:pPr>
+            <w:r>
+              <w:rPr>
+                <w:rtl w:val="0"/>
+              </w:rPr>
+              <w:t xml:space="preserve">Automatically post clips of the given channel to a channel for review.</w:t>
+            </w:r>
+          </w:p>
+        </w:tc>
+      </w:tr>
+      <w:tr>
+        <w:trPr>
+          <w:cantSplit w:val="0"/>
+          <w:tblHeader w:val="0"/>
+        </w:trPr>
+        <w:tc>
+          <w:tcPr>
+            <w:shd w:fill="auto" w:val="clear"/>
+            <w:tcMar>
+              <w:top w:w="100.0" w:type="dxa"/>
+              <w:left w:w="100.0" w:type="dxa"/>
+              <w:bottom w:w="100.0" w:type="dxa"/>
+              <w:right w:w="100.0" w:type="dxa"/>
+            </w:tcMar>
+            <w:vAlign w:val="top"/>
+          </w:tcPr>
+          <w:p>
+            <w:pPr>
+              <w:widowControl w:val="0"/>
+              <w:spacing w:line="240" w:lineRule="auto"/>
+              <w:rPr/>
+            </w:pPr>
+            <w:r>
+              <w:rPr>
+                <w:rtl w:val="0"/>
+              </w:rPr>
+              <w:t xml:space="preserve">Rationale</w:t>
+            </w:r>
+          </w:p>
+        </w:tc>
+        <w:tc>
+          <w:tcPr>
+            <w:shd w:fill="auto" w:val="clear"/>
+            <w:tcMar>
+              <w:top w:w="100.0" w:type="dxa"/>
+              <w:left w:w="100.0" w:type="dxa"/>
+              <w:bottom w:w="100.0" w:type="dxa"/>
+              <w:right w:w="100.0" w:type="dxa"/>
+            </w:tcMar>
+            <w:vAlign w:val="top"/>
+          </w:tcPr>
+          <w:p>
+            <w:pPr>
+              <w:widowControl w:val="0"/>
+              <w:spacing w:line="240" w:lineRule="auto"/>
+              <w:rPr/>
+            </w:pPr>
+            <w:r>
+              <w:rPr>
+                <w:rtl w:val="0"/>
+              </w:rPr>
+              <w:t xml:space="preserve">During a livestream, there are moments that get captured by viewers in short video format; these moments can be processed into full video compilations. This feature is designed to provide a quick reference for generated clips</w:t>
+            </w:r>
+          </w:p>
+        </w:tc>
+      </w:tr>
+      <w:tr>
+        <w:trPr>
+          <w:cantSplit w:val="0"/>
+          <w:trHeight w:val="465" w:hRule="atLeast"/>
+          <w:tblHeader w:val="0"/>
+        </w:trPr>
+        <w:tc>
+          <w:tcPr>
+            <w:shd w:fill="auto" w:val="clear"/>
+            <w:tcMar>
+              <w:top w:w="100.0" w:type="dxa"/>
+              <w:left w:w="100.0" w:type="dxa"/>
+              <w:bottom w:w="100.0" w:type="dxa"/>
+              <w:right w:w="100.0" w:type="dxa"/>
+            </w:tcMar>
+            <w:vAlign w:val="top"/>
+          </w:tcPr>
+          <w:p>
+            <w:pPr>
+              <w:widowControl w:val="0"/>
+              <w:spacing w:line="240" w:lineRule="auto"/>
+              <w:rPr/>
+            </w:pPr>
+            <w:r>
+              <w:rPr>
+                <w:rtl w:val="0"/>
+              </w:rPr>
+              <w:t xml:space="preserve">Fit Criterion</w:t>
+            </w:r>
+          </w:p>
+        </w:tc>
+        <w:tc>
+          <w:tcPr>
+            <w:shd w:fill="auto" w:val="clear"/>
+            <w:tcMar>
+              <w:top w:w="100.0" w:type="dxa"/>
+              <w:left w:w="100.0" w:type="dxa"/>
+              <w:bottom w:w="100.0" w:type="dxa"/>
+              <w:right w:w="100.0" w:type="dxa"/>
+            </w:tcMar>
+            <w:vAlign w:val="top"/>
+          </w:tcPr>
+          <w:p>
+            <w:pPr>
+              <w:widowControl w:val="0"/>
+              <w:spacing w:line="240" w:lineRule="auto"/>
+              <w:rPr/>
+            </w:pPr>
+            <w:r>
+              <w:rPr>
+                <w:rtl w:val="0"/>
+              </w:rPr>
+              <w:t xml:space="preserve">This requirement is considered complete when a clip is generated and an associated link is posted in the appropriate channel in discord.</w:t>
+            </w:r>
+          </w:p>
+        </w:tc>
+      </w:tr>
+    </w:tbl>
+    <w:p>
+      <w:pPr>
+        <w:rPr>
+          <w:u w:val="single"/>
+        </w:rPr>
+      </w:pPr>
+      <w:r>
+        <w:br w:type="page"/>
+      </w:r>
+      <w:r>
+        <w:rPr>
+          <w:rtl w:val="0"/>
+        </w:rPr>
+      </w:r>
+    </w:p>
+    <w:p>
+      <w:pPr>
+        <w:rPr>
+          <w:b w:val="1"/>
+          <w:bCs w:val="1"/>
+          <w:u w:val="single"/>
+        </w:rPr>
+      </w:pPr>
+      <w:r>
+        <w:rPr>
+          <w:b w:val="1"/>
+          <w:bCs w:val="1"/>
+          <w:u w:val="single"/>
+          <w:rtl w:val="0"/>
+        </w:rPr>
+        <w:t xml:space="preserve">Automatically post going live notifications to the appropriate channel</w:t>
+      </w:r>
+    </w:p>
+    <w:p>
+      <w:pPr>
+        <w:rPr/>
+      </w:pPr>
+      <w:r>
+        <w:rPr>
+          <w:rtl w:val="0"/>
+        </w:rPr>
+      </w:r>
+    </w:p>
+    <w:tbl>
+      <w:tblPr>
+        <w:tblStyle w:val="Table6"/>
+        <w:tblW w:w="9360.0" w:type="dxa"/>
+        <w:jc w:val="left"/>
+        <w:tblBorders>
+          <w:top w:color="000000" w:space="0" w:sz="8" w:val="single"/>
+          <w:left w:color="000000" w:space="0" w:sz="8" w:val="single"/>
+          <w:bottom w:color="000000" w:space="0" w:sz="8" w:val="single"/>
+          <w:right w:color="000000" w:space="0" w:sz="8" w:val="single"/>
+          <w:insideH w:color="000000" w:space="0" w:sz="8" w:val="single"/>
+          <w:insideV w:color="000000" w:space="0" w:sz="8" w:val="single"/>
+        </w:tblBorders>
+        <w:tblLayout w:type="fixed"/>
+        <w:tblLook w:val="0600"/>
+      </w:tblPr>
+      <w:tblGrid>
+        <w:gridCol w:w="4680"/>
+        <w:gridCol w:w="4680"/>
+        <w:tblGridChange w:id="0">
+          <w:tblGrid>
+            <w:gridCol w:w="4680"/>
+            <w:gridCol w:w="4680"/>
+          </w:tblGrid>
+        </w:tblGridChange>
+      </w:tblGrid>
+      <w:tr>
+        <w:trPr>
+          <w:cantSplit w:val="0"/>
+          <w:tblHeader w:val="0"/>
+        </w:trPr>
+        <w:tc>
+          <w:tcPr>
+            <w:shd w:fill="auto" w:val="clear"/>
+            <w:tcMar>
+              <w:top w:w="100.0" w:type="dxa"/>
+              <w:left w:w="100.0" w:type="dxa"/>
+              <w:bottom w:w="100.0" w:type="dxa"/>
+              <w:right w:w="100.0" w:type="dxa"/>
+            </w:tcMar>
+            <w:vAlign w:val="top"/>
+          </w:tcPr>
+          <w:p>
+            <w:pPr>
+              <w:widowControl w:val="0"/>
+              <w:spacing w:line="240" w:lineRule="auto"/>
+              <w:rPr/>
+            </w:pPr>
+            <w:r>
+              <w:rPr>
+                <w:rtl w:val="0"/>
+              </w:rPr>
+              <w:t xml:space="preserve">Requirement ID</w:t>
+            </w:r>
+          </w:p>
+        </w:tc>
+        <w:tc>
+          <w:tcPr>
+            <w:shd w:fill="auto" w:val="clear"/>
+            <w:tcMar>
+              <w:top w:w="100.0" w:type="dxa"/>
+              <w:left w:w="100.0" w:type="dxa"/>
+              <w:bottom w:w="100.0" w:type="dxa"/>
+              <w:right w:w="100.0" w:type="dxa"/>
+            </w:tcMar>
+            <w:vAlign w:val="top"/>
+          </w:tcPr>
+          <w:p>
+            <w:pPr>
+              <w:widowControl w:val="0"/>
+              <w:spacing w:line="240" w:lineRule="auto"/>
+              <w:rPr/>
+            </w:pPr>
+            <w:r>
+              <w:rPr>
+                <w:rtl w:val="0"/>
+              </w:rPr>
+              <w:t xml:space="preserve">005</w:t>
+            </w:r>
+          </w:p>
+        </w:tc>
+      </w:tr>
+      <w:tr>
+        <w:trPr>
+          <w:cantSplit w:val="0"/>
+          <w:tblHeader w:val="0"/>
+        </w:trPr>
+        <w:tc>
+          <w:tcPr>
+            <w:shd w:fill="auto" w:val="clear"/>
+            <w:tcMar>
+              <w:top w:w="100.0" w:type="dxa"/>
+              <w:left w:w="100.0" w:type="dxa"/>
+              <w:bottom w:w="100.0" w:type="dxa"/>
+              <w:right w:w="100.0" w:type="dxa"/>
+            </w:tcMar>
+            <w:vAlign w:val="top"/>
+          </w:tcPr>
+          <w:p>
+            <w:pPr>
+              <w:widowControl w:val="0"/>
+              <w:spacing w:line="240" w:lineRule="auto"/>
+              <w:rPr/>
+            </w:pPr>
+            <w:r>
+              <w:rPr>
+                <w:rtl w:val="0"/>
+              </w:rPr>
+              <w:t xml:space="preserve">Description</w:t>
+            </w:r>
+          </w:p>
+        </w:tc>
+        <w:tc>
+          <w:tcPr>
+            <w:shd w:fill="auto" w:val="clear"/>
+            <w:tcMar>
+              <w:top w:w="100.0" w:type="dxa"/>
+              <w:left w:w="100.0" w:type="dxa"/>
+              <w:bottom w:w="100.0" w:type="dxa"/>
+              <w:right w:w="100.0" w:type="dxa"/>
+            </w:tcMar>
+            <w:vAlign w:val="top"/>
+          </w:tcPr>
+          <w:p>
+            <w:pPr>
+              <w:widowControl w:val="0"/>
+              <w:spacing w:line="240" w:lineRule="auto"/>
+              <w:rPr/>
+            </w:pPr>
+            <w:r>
+              <w:rPr>
+                <w:rtl w:val="0"/>
+              </w:rPr>
+              <w:t xml:space="preserve">Automatically post going live notifications to the appropriate channel</w:t>
+            </w:r>
+          </w:p>
+        </w:tc>
+      </w:tr>
+      <w:tr>
+        <w:trPr>
+          <w:cantSplit w:val="0"/>
+          <w:tblHeader w:val="0"/>
+        </w:trPr>
+        <w:tc>
+          <w:tcPr>
+            <w:shd w:fill="auto" w:val="clear"/>
+            <w:tcMar>
+              <w:top w:w="100.0" w:type="dxa"/>
+              <w:left w:w="100.0" w:type="dxa"/>
+              <w:bottom w:w="100.0" w:type="dxa"/>
+              <w:right w:w="100.0" w:type="dxa"/>
+            </w:tcMar>
+            <w:vAlign w:val="top"/>
+          </w:tcPr>
+          <w:p>
+            <w:pPr>
+              <w:widowControl w:val="0"/>
+              <w:spacing w:line="240" w:lineRule="auto"/>
+              <w:rPr/>
+            </w:pPr>
+            <w:r>
+              <w:rPr>
+                <w:rtl w:val="0"/>
+              </w:rPr>
+              <w:t xml:space="preserve">Rationale</w:t>
+            </w:r>
+          </w:p>
+        </w:tc>
+        <w:tc>
+          <w:tcPr>
+            <w:shd w:fill="auto" w:val="clear"/>
+            <w:tcMar>
+              <w:top w:w="100.0" w:type="dxa"/>
+              <w:left w:w="100.0" w:type="dxa"/>
+              <w:bottom w:w="100.0" w:type="dxa"/>
+              <w:right w:w="100.0" w:type="dxa"/>
+            </w:tcMar>
+            <w:vAlign w:val="top"/>
+          </w:tcPr>
+          <w:p>
+            <w:pPr>
+              <w:widowControl w:val="0"/>
+              <w:spacing w:line="240" w:lineRule="auto"/>
+              <w:rPr/>
+            </w:pPr>
+            <w:r>
+              <w:rPr>
+                <w:rtl w:val="0"/>
+              </w:rPr>
+              <w:t xml:space="preserve">This requirement is designed to help notify community members when starting a live stream.</w:t>
+            </w:r>
+          </w:p>
+        </w:tc>
+      </w:tr>
+      <w:tr>
+        <w:trPr>
+          <w:cantSplit w:val="0"/>
+          <w:trHeight w:val="465" w:hRule="atLeast"/>
+          <w:tblHeader w:val="0"/>
+        </w:trPr>
+        <w:tc>
+          <w:tcPr>
+            <w:shd w:fill="auto" w:val="clear"/>
+            <w:tcMar>
+              <w:top w:w="100.0" w:type="dxa"/>
+              <w:left w:w="100.0" w:type="dxa"/>
+              <w:bottom w:w="100.0" w:type="dxa"/>
+              <w:right w:w="100.0" w:type="dxa"/>
+            </w:tcMar>
+            <w:vAlign w:val="top"/>
+          </w:tcPr>
+          <w:p>
+            <w:pPr>
+              <w:widowControl w:val="0"/>
+              <w:spacing w:line="240" w:lineRule="auto"/>
+              <w:rPr/>
+            </w:pPr>
+            <w:r>
+              <w:rPr>
+                <w:rtl w:val="0"/>
+              </w:rPr>
+              <w:t xml:space="preserve">Fit Criterion</w:t>
+            </w:r>
+          </w:p>
+        </w:tc>
+        <w:tc>
+          <w:tcPr>
+            <w:shd w:fill="auto" w:val="clear"/>
+            <w:tcMar>
+              <w:top w:w="100.0" w:type="dxa"/>
+              <w:left w:w="100.0" w:type="dxa"/>
+              <w:bottom w:w="100.0" w:type="dxa"/>
+              <w:right w:w="100.0" w:type="dxa"/>
+            </w:tcMar>
+            <w:vAlign w:val="top"/>
+          </w:tcPr>
+          <w:p>
+            <w:pPr>
+              <w:widowControl w:val="0"/>
+              <w:spacing w:line="240" w:lineRule="auto"/>
+              <w:rPr/>
+            </w:pPr>
+            <w:r>
+              <w:rPr>
+                <w:rtl w:val="0"/>
+              </w:rPr>
+              <w:t xml:space="preserve">This requirement is considered complete when an announcement is automatically posted following going live on a livestream.</w:t>
+            </w:r>
+          </w:p>
+        </w:tc>
+      </w:tr>
+    </w:tbl>
+    <w:p>
+      <w:pPr>
+        <w:rPr>
+          <w:u w:val="single"/>
+        </w:rPr>
+      </w:pPr>
+      <w:r>
+        <w:rPr>
+          <w:rtl w:val="0"/>
+        </w:rPr>
+      </w:r>
+    </w:p>
+    <w:p>
+      <w:pPr>
+        <w:rPr>
+          <w:b w:val="1"/>
+          <w:bCs w:val="1"/>
+          <w:u w:val="single"/>
+        </w:rPr>
+      </w:pPr>
+      <w:r>
+        <w:rPr>
+          <w:b w:val="1"/>
+          <w:bCs w:val="1"/>
+          <w:u w:val="single"/>
+          <w:rtl w:val="0"/>
+        </w:rPr>
+        <w:t xml:space="preserve">Keep a running list of simple string input/output commands for twitch/discord</w:t>
+      </w:r>
+    </w:p>
+    <w:p>
+      <w:pPr>
+        <w:rPr/>
+      </w:pPr>
+      <w:r>
+        <w:rPr>
+          <w:rtl w:val="0"/>
+        </w:rPr>
+      </w:r>
+    </w:p>
+    <w:tbl>
+      <w:tblPr>
+        <w:tblStyle w:val="Table7"/>
+        <w:tblW w:w="9360.0" w:type="dxa"/>
+        <w:jc w:val="left"/>
+        <w:tblBorders>
+          <w:top w:color="000000" w:space="0" w:sz="8" w:val="single"/>
+          <w:left w:color="000000" w:space="0" w:sz="8" w:val="single"/>
+          <w:bottom w:color="000000" w:space="0" w:sz="8" w:val="single"/>
+          <w:right w:color="000000" w:space="0" w:sz="8" w:val="single"/>
+          <w:insideH w:color="000000" w:space="0" w:sz="8" w:val="single"/>
+          <w:insideV w:color="000000" w:space="0" w:sz="8" w:val="single"/>
+        </w:tblBorders>
+        <w:tblLayout w:type="fixed"/>
+        <w:tblLook w:val="0600"/>
+      </w:tblPr>
+      <w:tblGrid>
+        <w:gridCol w:w="4680"/>
+        <w:gridCol w:w="4680"/>
+        <w:tblGridChange w:id="0">
+          <w:tblGrid>
+            <w:gridCol w:w="4680"/>
+            <w:gridCol w:w="4680"/>
+          </w:tblGrid>
+        </w:tblGridChange>
+      </w:tblGrid>
+      <w:tr>
+        <w:trPr>
+          <w:cantSplit w:val="0"/>
+          <w:tblHeader w:val="0"/>
+        </w:trPr>
+        <w:tc>
+          <w:tcPr>
+            <w:shd w:fill="auto" w:val="clear"/>
+            <w:tcMar>
+              <w:top w:w="100.0" w:type="dxa"/>
+              <w:left w:w="100.0" w:type="dxa"/>
+              <w:bottom w:w="100.0" w:type="dxa"/>
+              <w:right w:w="100.0" w:type="dxa"/>
+            </w:tcMar>
+            <w:vAlign w:val="top"/>
+          </w:tcPr>
+          <w:p>
+            <w:pPr>
+              <w:widowControl w:val="0"/>
+              <w:spacing w:line="240" w:lineRule="auto"/>
+              <w:rPr/>
+            </w:pPr>
+            <w:r>
+              <w:rPr>
+                <w:rtl w:val="0"/>
+              </w:rPr>
+              <w:t xml:space="preserve">Requirement ID</w:t>
+            </w:r>
+          </w:p>
+        </w:tc>
+        <w:tc>
+          <w:tcPr>
+            <w:shd w:fill="auto" w:val="clear"/>
+            <w:tcMar>
+              <w:top w:w="100.0" w:type="dxa"/>
+              <w:left w:w="100.0" w:type="dxa"/>
+              <w:bottom w:w="100.0" w:type="dxa"/>
+              <w:right w:w="100.0" w:type="dxa"/>
+            </w:tcMar>
+            <w:vAlign w:val="top"/>
+          </w:tcPr>
+          <w:p>
+            <w:pPr>
+              <w:widowControl w:val="0"/>
+              <w:spacing w:line="240" w:lineRule="auto"/>
+              <w:rPr/>
+            </w:pPr>
+            <w:r>
+              <w:rPr>
+                <w:rtl w:val="0"/>
+              </w:rPr>
+              <w:t xml:space="preserve">006</w:t>
+            </w:r>
+          </w:p>
+        </w:tc>
+      </w:tr>
+      <w:tr>
+        <w:trPr>
+          <w:cantSplit w:val="0"/>
+          <w:tblHeader w:val="0"/>
+        </w:trPr>
+        <w:tc>
+          <w:tcPr>
+            <w:shd w:fill="auto" w:val="clear"/>
+            <w:tcMar>
+              <w:top w:w="100.0" w:type="dxa"/>
+              <w:left w:w="100.0" w:type="dxa"/>
+              <w:bottom w:w="100.0" w:type="dxa"/>
+              <w:right w:w="100.0" w:type="dxa"/>
+            </w:tcMar>
+            <w:vAlign w:val="top"/>
+          </w:tcPr>
+          <w:p>
+            <w:pPr>
+              <w:widowControl w:val="0"/>
+              <w:spacing w:line="240" w:lineRule="auto"/>
+              <w:rPr/>
+            </w:pPr>
+            <w:r>
+              <w:rPr>
+                <w:rtl w:val="0"/>
+              </w:rPr>
+              <w:t xml:space="preserve">Description</w:t>
+            </w:r>
+          </w:p>
+        </w:tc>
+        <w:tc>
+          <w:tcPr>
+            <w:shd w:fill="auto" w:val="clear"/>
+            <w:tcMar>
+              <w:top w:w="100.0" w:type="dxa"/>
+              <w:left w:w="100.0" w:type="dxa"/>
+              <w:bottom w:w="100.0" w:type="dxa"/>
+              <w:right w:w="100.0" w:type="dxa"/>
+            </w:tcMar>
+            <w:vAlign w:val="top"/>
+          </w:tcPr>
+          <w:p>
+            <w:pPr>
+              <w:widowControl w:val="0"/>
+              <w:spacing w:line="240" w:lineRule="auto"/>
+              <w:rPr/>
+            </w:pPr>
+            <w:r>
+              <w:rPr>
+                <w:rtl w:val="0"/>
+              </w:rPr>
+              <w:t xml:space="preserve">Create and store a list of simple string input/output commands for twitch/discord</w:t>
+            </w:r>
+          </w:p>
+        </w:tc>
+      </w:tr>
+      <w:tr>
+        <w:trPr>
+          <w:cantSplit w:val="0"/>
+          <w:tblHeader w:val="0"/>
+        </w:trPr>
+        <w:tc>
+          <w:tcPr>
+            <w:shd w:fill="auto" w:val="clear"/>
+            <w:tcMar>
+              <w:top w:w="100.0" w:type="dxa"/>
+              <w:left w:w="100.0" w:type="dxa"/>
+              <w:bottom w:w="100.0" w:type="dxa"/>
+              <w:right w:w="100.0" w:type="dxa"/>
+            </w:tcMar>
+            <w:vAlign w:val="top"/>
+          </w:tcPr>
+          <w:p>
+            <w:pPr>
+              <w:widowControl w:val="0"/>
+              <w:spacing w:line="240" w:lineRule="auto"/>
+              <w:rPr/>
+            </w:pPr>
+            <w:r>
+              <w:rPr>
+                <w:rtl w:val="0"/>
+              </w:rPr>
+              <w:t xml:space="preserve">Rationale</w:t>
+            </w:r>
+          </w:p>
+        </w:tc>
+        <w:tc>
+          <w:tcPr>
+            <w:shd w:fill="auto" w:val="clear"/>
+            <w:tcMar>
+              <w:top w:w="100.0" w:type="dxa"/>
+              <w:left w:w="100.0" w:type="dxa"/>
+              <w:bottom w:w="100.0" w:type="dxa"/>
+              <w:right w:w="100.0" w:type="dxa"/>
+            </w:tcMar>
+            <w:vAlign w:val="top"/>
+          </w:tcPr>
+          <w:p>
+            <w:pPr>
+              <w:widowControl w:val="0"/>
+              <w:spacing w:line="240" w:lineRule="auto"/>
+              <w:rPr/>
+            </w:pPr>
+            <w:r>
+              <w:rPr>
+                <w:rtl w:val="0"/>
+              </w:rPr>
+              <w:t xml:space="preserve">This requirement helps to answer FAQ and to create fun interactions amongst the community</w:t>
+            </w:r>
+          </w:p>
+        </w:tc>
+      </w:tr>
+      <w:tr>
+        <w:trPr>
+          <w:cantSplit w:val="0"/>
+          <w:trHeight w:val="465" w:hRule="atLeast"/>
+          <w:tblHeader w:val="0"/>
+        </w:trPr>
+        <w:tc>
+          <w:tcPr>
+            <w:shd w:fill="auto" w:val="clear"/>
+            <w:tcMar>
+              <w:top w:w="100.0" w:type="dxa"/>
+              <w:left w:w="100.0" w:type="dxa"/>
+              <w:bottom w:w="100.0" w:type="dxa"/>
+              <w:right w:w="100.0" w:type="dxa"/>
+            </w:tcMar>
+            <w:vAlign w:val="top"/>
+          </w:tcPr>
+          <w:p>
+            <w:pPr>
+              <w:widowControl w:val="0"/>
+              <w:spacing w:line="240" w:lineRule="auto"/>
+              <w:rPr/>
+            </w:pPr>
+            <w:r>
+              <w:rPr>
+                <w:rtl w:val="0"/>
+              </w:rPr>
+              <w:t xml:space="preserve">Fit Criterion</w:t>
+            </w:r>
+          </w:p>
+        </w:tc>
+        <w:tc>
+          <w:tcPr>
+            <w:shd w:fill="auto" w:val="clear"/>
+            <w:tcMar>
+              <w:top w:w="100.0" w:type="dxa"/>
+              <w:left w:w="100.0" w:type="dxa"/>
+              <w:bottom w:w="100.0" w:type="dxa"/>
+              <w:right w:w="100.0" w:type="dxa"/>
+            </w:tcMar>
+            <w:vAlign w:val="top"/>
+          </w:tcPr>
+          <w:p>
+            <w:pPr>
+              <w:widowControl w:val="0"/>
+              <w:spacing w:line="240" w:lineRule="auto"/>
+              <w:rPr/>
+            </w:pPr>
+            <w:r>
+              <w:rPr>
+                <w:rtl w:val="0"/>
+              </w:rPr>
+              <w:t xml:space="preserve">This requirement is considered complete when a simple string input/output command is created and successfully called in a chat server.</w:t>
+            </w:r>
+          </w:p>
+        </w:tc>
+      </w:tr>
+    </w:tbl>
+    <w:p>
+      <w:pPr>
+        <w:rPr>
+          <w:u w:val="single"/>
+        </w:rPr>
+      </w:pPr>
+      <w:r>
+        <w:rPr>
+          <w:rtl w:val="0"/>
+        </w:rPr>
+      </w:r>
+    </w:p>
+    <w:p>
+      <w:pPr>
+        <w:rPr>
+          <w:b w:val="1"/>
+          <w:bCs w:val="1"/>
+          <w:u w:val="single"/>
+        </w:rPr>
+      </w:pPr>
+      <w:r>
+        <w:rPr>
+          <w:b w:val="1"/>
+          <w:bCs w:val="1"/>
+          <w:u w:val="single"/>
+          <w:rtl w:val="0"/>
+        </w:rPr>
+        <w:t xml:space="preserve">Keep a running list of simple string input/output commands for twitch/discord</w:t>
+      </w:r>
+    </w:p>
+    <w:p>
+      <w:pPr>
+        <w:rPr/>
+      </w:pPr>
+      <w:r>
+        <w:rPr>
+          <w:rtl w:val="0"/>
+        </w:rPr>
+      </w:r>
+    </w:p>
+    <w:tbl>
+      <w:tblPr>
+        <w:tblStyle w:val="Table8"/>
+        <w:tblW w:w="9360.0" w:type="dxa"/>
+        <w:jc w:val="left"/>
+        <w:tblBorders>
+          <w:top w:color="000000" w:space="0" w:sz="8" w:val="single"/>
+          <w:left w:color="000000" w:space="0" w:sz="8" w:val="single"/>
+          <w:bottom w:color="000000" w:space="0" w:sz="8" w:val="single"/>
+          <w:right w:color="000000" w:space="0" w:sz="8" w:val="single"/>
+          <w:insideH w:color="000000" w:space="0" w:sz="8" w:val="single"/>
+          <w:insideV w:color="000000" w:space="0" w:sz="8" w:val="single"/>
+        </w:tblBorders>
+        <w:tblLayout w:type="fixed"/>
+        <w:tblLook w:val="0600"/>
+      </w:tblPr>
+      <w:tblGrid>
+        <w:gridCol w:w="4680"/>
+        <w:gridCol w:w="4680"/>
+        <w:tblGridChange w:id="0">
+          <w:tblGrid>
+            <w:gridCol w:w="4680"/>
+            <w:gridCol w:w="4680"/>
+          </w:tblGrid>
+        </w:tblGridChange>
+      </w:tblGrid>
+      <w:tr>
+        <w:trPr>
+          <w:cantSplit w:val="0"/>
+          <w:tblHeader w:val="0"/>
+        </w:trPr>
+        <w:tc>
+          <w:tcPr>
+            <w:shd w:fill="auto" w:val="clear"/>
+            <w:tcMar>
+              <w:top w:w="100.0" w:type="dxa"/>
+              <w:left w:w="100.0" w:type="dxa"/>
+              <w:bottom w:w="100.0" w:type="dxa"/>
+              <w:right w:w="100.0" w:type="dxa"/>
+            </w:tcMar>
+            <w:vAlign w:val="top"/>
+          </w:tcPr>
+          <w:p>
+            <w:pPr>
+              <w:widowControl w:val="0"/>
+              <w:spacing w:line="240" w:lineRule="auto"/>
+              <w:rPr/>
+            </w:pPr>
+            <w:r>
+              <w:rPr>
+                <w:rtl w:val="0"/>
+              </w:rPr>
+              <w:t xml:space="preserve">Requirement ID</w:t>
+            </w:r>
+          </w:p>
+        </w:tc>
+        <w:tc>
+          <w:tcPr>
+            <w:shd w:fill="auto" w:val="clear"/>
+            <w:tcMar>
+              <w:top w:w="100.0" w:type="dxa"/>
+              <w:left w:w="100.0" w:type="dxa"/>
+              <w:bottom w:w="100.0" w:type="dxa"/>
+              <w:right w:w="100.0" w:type="dxa"/>
+            </w:tcMar>
+            <w:vAlign w:val="top"/>
+          </w:tcPr>
+          <w:p>
+            <w:pPr>
+              <w:widowControl w:val="0"/>
+              <w:spacing w:line="240" w:lineRule="auto"/>
+              <w:rPr/>
+            </w:pPr>
+            <w:r>
+              <w:rPr>
+                <w:rtl w:val="0"/>
+              </w:rPr>
+              <w:t xml:space="preserve">007</w:t>
+            </w:r>
+          </w:p>
+        </w:tc>
+      </w:tr>
+      <w:tr>
+        <w:trPr>
+          <w:cantSplit w:val="0"/>
+          <w:tblHeader w:val="0"/>
+        </w:trPr>
+        <w:tc>
+          <w:tcPr>
+            <w:shd w:fill="auto" w:val="clear"/>
+            <w:tcMar>
+              <w:top w:w="100.0" w:type="dxa"/>
+              <w:left w:w="100.0" w:type="dxa"/>
+              <w:bottom w:w="100.0" w:type="dxa"/>
+              <w:right w:w="100.0" w:type="dxa"/>
+            </w:tcMar>
+            <w:vAlign w:val="top"/>
+          </w:tcPr>
+          <w:p>
+            <w:pPr>
+              <w:widowControl w:val="0"/>
+              <w:spacing w:line="240" w:lineRule="auto"/>
+              <w:rPr/>
+            </w:pPr>
+            <w:r>
+              <w:rPr>
+                <w:rtl w:val="0"/>
+              </w:rPr>
+              <w:t xml:space="preserve">Description</w:t>
+            </w:r>
+          </w:p>
+        </w:tc>
+        <w:tc>
+          <w:tcPr>
+            <w:shd w:fill="auto" w:val="clear"/>
+            <w:tcMar>
+              <w:top w:w="100.0" w:type="dxa"/>
+              <w:left w:w="100.0" w:type="dxa"/>
+              <w:bottom w:w="100.0" w:type="dxa"/>
+              <w:right w:w="100.0" w:type="dxa"/>
+            </w:tcMar>
+            <w:vAlign w:val="top"/>
+          </w:tcPr>
+          <w:p>
+            <w:pPr>
+              <w:widowControl w:val="0"/>
+              <w:spacing w:line="240" w:lineRule="auto"/>
+              <w:rPr/>
+            </w:pPr>
+            <w:r>
+              <w:rPr>
+                <w:rtl w:val="0"/>
+              </w:rPr>
+              <w:t xml:space="preserve">Remove a command from a list of simple string input/output commands for twitch/discord</w:t>
+            </w:r>
+          </w:p>
+        </w:tc>
+      </w:tr>
+      <w:tr>
+        <w:trPr>
+          <w:cantSplit w:val="0"/>
+          <w:tblHeader w:val="0"/>
+        </w:trPr>
+        <w:tc>
+          <w:tcPr>
+            <w:shd w:fill="auto" w:val="clear"/>
+            <w:tcMar>
+              <w:top w:w="100.0" w:type="dxa"/>
+              <w:left w:w="100.0" w:type="dxa"/>
+              <w:bottom w:w="100.0" w:type="dxa"/>
+              <w:right w:w="100.0" w:type="dxa"/>
+            </w:tcMar>
+            <w:vAlign w:val="top"/>
+          </w:tcPr>
+          <w:p>
+            <w:pPr>
+              <w:widowControl w:val="0"/>
+              <w:spacing w:line="240" w:lineRule="auto"/>
+              <w:rPr/>
+            </w:pPr>
+            <w:r>
+              <w:rPr>
+                <w:rtl w:val="0"/>
+              </w:rPr>
+              <w:t xml:space="preserve">Rationale</w:t>
+            </w:r>
+          </w:p>
+        </w:tc>
+        <w:tc>
+          <w:tcPr>
+            <w:shd w:fill="auto" w:val="clear"/>
+            <w:tcMar>
+              <w:top w:w="100.0" w:type="dxa"/>
+              <w:left w:w="100.0" w:type="dxa"/>
+              <w:bottom w:w="100.0" w:type="dxa"/>
+              <w:right w:w="100.0" w:type="dxa"/>
+            </w:tcMar>
+            <w:vAlign w:val="top"/>
+          </w:tcPr>
+          <w:p>
+            <w:pPr>
+              <w:widowControl w:val="0"/>
+              <w:spacing w:line="240" w:lineRule="auto"/>
+              <w:rPr/>
+            </w:pPr>
+            <w:r>
+              <w:rPr>
+                <w:rtl w:val="0"/>
+              </w:rPr>
+              <w:t xml:space="preserve">This requirement helps to clean up unused and unneeded commands.</w:t>
+            </w:r>
+          </w:p>
+        </w:tc>
+      </w:tr>
+      <w:tr>
+        <w:trPr>
+          <w:cantSplit w:val="0"/>
+          <w:trHeight w:val="465" w:hRule="atLeast"/>
+          <w:tblHeader w:val="0"/>
+        </w:trPr>
+        <w:tc>
+          <w:tcPr>
+            <w:shd w:fill="auto" w:val="clear"/>
+            <w:tcMar>
+              <w:top w:w="100.0" w:type="dxa"/>
+              <w:left w:w="100.0" w:type="dxa"/>
+              <w:bottom w:w="100.0" w:type="dxa"/>
+              <w:right w:w="100.0" w:type="dxa"/>
+            </w:tcMar>
+            <w:vAlign w:val="top"/>
+          </w:tcPr>
+          <w:p>
+            <w:pPr>
+              <w:widowControl w:val="0"/>
+              <w:spacing w:line="240" w:lineRule="auto"/>
+              <w:rPr/>
+            </w:pPr>
+            <w:r>
+              <w:rPr>
+                <w:rtl w:val="0"/>
+              </w:rPr>
+              <w:t xml:space="preserve">Fit Criterion</w:t>
+            </w:r>
+          </w:p>
+        </w:tc>
+        <w:tc>
+          <w:tcPr>
+            <w:shd w:fill="auto" w:val="clear"/>
+            <w:tcMar>
+              <w:top w:w="100.0" w:type="dxa"/>
+              <w:left w:w="100.0" w:type="dxa"/>
+              <w:bottom w:w="100.0" w:type="dxa"/>
+              <w:right w:w="100.0" w:type="dxa"/>
+            </w:tcMar>
+            <w:vAlign w:val="top"/>
+          </w:tcPr>
+          <w:p>
+            <w:pPr>
+              <w:widowControl w:val="0"/>
+              <w:spacing w:line="240" w:lineRule="auto"/>
+              <w:rPr/>
+            </w:pPr>
+            <w:r>
+              <w:rPr>
+                <w:rtl w:val="0"/>
+              </w:rPr>
+              <w:t xml:space="preserve">This requirement is considered complete when a simple string input/output command is removed and no longer able to be called in a chat server.</w:t>
+            </w:r>
+          </w:p>
+        </w:tc>
+      </w:tr>
+    </w:tbl>
+    <w:p>
+      <w:pPr>
+        <w:rPr>
+          <w:b w:val="1"/>
+          <w:bCs w:val="1"/>
+          <w:u w:val="single"/>
+        </w:rPr>
+      </w:pPr>
+      <w:r>
+        <w:rPr>
+          <w:rtl w:val="0"/>
+        </w:rPr>
+      </w:r>
+    </w:p>
+    <w:p>
+      <w:pPr>
+        <w:rPr>
+          <w:b w:val="1"/>
+          <w:bCs w:val="1"/>
+          <w:u w:val="single"/>
+        </w:rPr>
+      </w:pPr>
+      <w:r>
+        <w:rPr>
+          <w:rtl w:val="0"/>
+        </w:rPr>
+      </w:r>
+    </w:p>
+    <w:p>
+      <w:pPr>
+        <w:rPr>
+          <w:b w:val="1"/>
+          <w:bCs w:val="1"/>
+          <w:u w:val="single"/>
+        </w:rPr>
+      </w:pPr>
+      <w:r>
+        <w:rPr>
+          <w:b w:val="1"/>
+          <w:bCs w:val="1"/>
+          <w:u w:val="single"/>
+          <w:rtl w:val="0"/>
+        </w:rPr>
+        <w:t xml:space="preserve">Keep a running list of simple string input/output commands for twitch/discord</w:t>
+      </w:r>
+    </w:p>
+    <w:p>
+      <w:pPr>
+        <w:rPr/>
+      </w:pPr>
+      <w:r>
+        <w:rPr>
+          <w:rtl w:val="0"/>
+        </w:rPr>
+      </w:r>
+    </w:p>
+    <w:tbl>
+      <w:tblPr>
+        <w:tblStyle w:val="Table9"/>
+        <w:tblW w:w="9360.0" w:type="dxa"/>
+        <w:jc w:val="left"/>
+        <w:tblBorders>
+          <w:top w:color="000000" w:space="0" w:sz="8" w:val="single"/>
+          <w:left w:color="000000" w:space="0" w:sz="8" w:val="single"/>
+          <w:bottom w:color="000000" w:space="0" w:sz="8" w:val="single"/>
+          <w:right w:color="000000" w:space="0" w:sz="8" w:val="single"/>
+          <w:insideH w:color="000000" w:space="0" w:sz="8" w:val="single"/>
+          <w:insideV w:color="000000" w:space="0" w:sz="8" w:val="single"/>
+        </w:tblBorders>
+        <w:tblLayout w:type="fixed"/>
+        <w:tblLook w:val="0600"/>
+      </w:tblPr>
+      <w:tblGrid>
+        <w:gridCol w:w="4680"/>
+        <w:gridCol w:w="4680"/>
+        <w:tblGridChange w:id="0">
+          <w:tblGrid>
+            <w:gridCol w:w="4680"/>
+            <w:gridCol w:w="4680"/>
+          </w:tblGrid>
+        </w:tblGridChange>
+      </w:tblGrid>
+      <w:tr>
+        <w:trPr>
+          <w:cantSplit w:val="0"/>
+          <w:tblHeader w:val="0"/>
+        </w:trPr>
+        <w:tc>
+          <w:tcPr>
+            <w:shd w:fill="auto" w:val="clear"/>
+            <w:tcMar>
+              <w:top w:w="100.0" w:type="dxa"/>
+              <w:left w:w="100.0" w:type="dxa"/>
+              <w:bottom w:w="100.0" w:type="dxa"/>
+              <w:right w:w="100.0" w:type="dxa"/>
+            </w:tcMar>
+            <w:vAlign w:val="top"/>
+          </w:tcPr>
+          <w:p>
+            <w:pPr>
+              <w:widowControl w:val="0"/>
+              <w:spacing w:line="240" w:lineRule="auto"/>
+              <w:rPr/>
+            </w:pPr>
+            <w:r>
+              <w:rPr>
+                <w:rtl w:val="0"/>
+              </w:rPr>
+              <w:t xml:space="preserve">Requirement ID</w:t>
+            </w:r>
+          </w:p>
+        </w:tc>
+        <w:tc>
+          <w:tcPr>
+            <w:shd w:fill="auto" w:val="clear"/>
+            <w:tcMar>
+              <w:top w:w="100.0" w:type="dxa"/>
+              <w:left w:w="100.0" w:type="dxa"/>
+              <w:bottom w:w="100.0" w:type="dxa"/>
+              <w:right w:w="100.0" w:type="dxa"/>
+            </w:tcMar>
+            <w:vAlign w:val="top"/>
+          </w:tcPr>
+          <w:p>
+            <w:pPr>
+              <w:widowControl w:val="0"/>
+              <w:spacing w:line="240" w:lineRule="auto"/>
+              <w:rPr/>
+            </w:pPr>
+            <w:r>
+              <w:rPr>
+                <w:rtl w:val="0"/>
+              </w:rPr>
+              <w:t xml:space="preserve">008</w:t>
+            </w:r>
+          </w:p>
+        </w:tc>
+      </w:tr>
+      <w:tr>
+        <w:trPr>
+          <w:cantSplit w:val="0"/>
+          <w:tblHeader w:val="0"/>
+        </w:trPr>
+        <w:tc>
+          <w:tcPr>
+            <w:shd w:fill="auto" w:val="clear"/>
+            <w:tcMar>
+              <w:top w:w="100.0" w:type="dxa"/>
+              <w:left w:w="100.0" w:type="dxa"/>
+              <w:bottom w:w="100.0" w:type="dxa"/>
+              <w:right w:w="100.0" w:type="dxa"/>
+            </w:tcMar>
+            <w:vAlign w:val="top"/>
+          </w:tcPr>
+          <w:p>
+            <w:pPr>
+              <w:widowControl w:val="0"/>
+              <w:spacing w:line="240" w:lineRule="auto"/>
+              <w:rPr/>
+            </w:pPr>
+            <w:r>
+              <w:rPr>
+                <w:rtl w:val="0"/>
+              </w:rPr>
+              <w:t xml:space="preserve">Description</w:t>
+            </w:r>
+          </w:p>
+        </w:tc>
+        <w:tc>
+          <w:tcPr>
+            <w:shd w:fill="auto" w:val="clear"/>
+            <w:tcMar>
+              <w:top w:w="100.0" w:type="dxa"/>
+              <w:left w:w="100.0" w:type="dxa"/>
+              <w:bottom w:w="100.0" w:type="dxa"/>
+              <w:right w:w="100.0" w:type="dxa"/>
+            </w:tcMar>
+            <w:vAlign w:val="top"/>
+          </w:tcPr>
+          <w:p>
+            <w:pPr>
+              <w:widowControl w:val="0"/>
+              <w:spacing w:line="240" w:lineRule="auto"/>
+              <w:rPr/>
+            </w:pPr>
+            <w:r>
+              <w:rPr>
+                <w:rtl w:val="0"/>
+              </w:rPr>
+              <w:t xml:space="preserve">Edit a command from a list of simple string input/output commands for twitch/discord</w:t>
+            </w:r>
+          </w:p>
+        </w:tc>
+      </w:tr>
+      <w:tr>
+        <w:trPr>
+          <w:cantSplit w:val="0"/>
+          <w:tblHeader w:val="0"/>
+        </w:trPr>
+        <w:tc>
+          <w:tcPr>
+            <w:shd w:fill="auto" w:val="clear"/>
+            <w:tcMar>
+              <w:top w:w="100.0" w:type="dxa"/>
+              <w:left w:w="100.0" w:type="dxa"/>
+              <w:bottom w:w="100.0" w:type="dxa"/>
+              <w:right w:w="100.0" w:type="dxa"/>
+            </w:tcMar>
+            <w:vAlign w:val="top"/>
+          </w:tcPr>
+          <w:p>
+            <w:pPr>
+              <w:widowControl w:val="0"/>
+              <w:spacing w:line="240" w:lineRule="auto"/>
+              <w:rPr/>
+            </w:pPr>
+            <w:r>
+              <w:rPr>
+                <w:rtl w:val="0"/>
+              </w:rPr>
+              <w:t xml:space="preserve">Rationale</w:t>
+            </w:r>
+          </w:p>
+        </w:tc>
+        <w:tc>
+          <w:tcPr>
+            <w:shd w:fill="auto" w:val="clear"/>
+            <w:tcMar>
+              <w:top w:w="100.0" w:type="dxa"/>
+              <w:left w:w="100.0" w:type="dxa"/>
+              <w:bottom w:w="100.0" w:type="dxa"/>
+              <w:right w:w="100.0" w:type="dxa"/>
+            </w:tcMar>
+            <w:vAlign w:val="top"/>
+          </w:tcPr>
+          <w:p>
+            <w:pPr>
+              <w:widowControl w:val="0"/>
+              <w:spacing w:line="240" w:lineRule="auto"/>
+              <w:rPr/>
+            </w:pPr>
+            <w:r>
+              <w:rPr>
+                <w:rtl w:val="0"/>
+              </w:rPr>
+              <w:t xml:space="preserve">This requirement helps to refine created commands to be more accurate when information changes </w:t>
+            </w:r>
+          </w:p>
+        </w:tc>
+      </w:tr>
+      <w:tr>
+        <w:trPr>
+          <w:cantSplit w:val="0"/>
+          <w:trHeight w:val="465" w:hRule="atLeast"/>
+          <w:tblHeader w:val="0"/>
+        </w:trPr>
+        <w:tc>
+          <w:tcPr>
+            <w:shd w:fill="auto" w:val="clear"/>
+            <w:tcMar>
+              <w:top w:w="100.0" w:type="dxa"/>
+              <w:left w:w="100.0" w:type="dxa"/>
+              <w:bottom w:w="100.0" w:type="dxa"/>
+              <w:right w:w="100.0" w:type="dxa"/>
+            </w:tcMar>
+            <w:vAlign w:val="top"/>
+          </w:tcPr>
+          <w:p>
+            <w:pPr>
+              <w:widowControl w:val="0"/>
+              <w:spacing w:line="240" w:lineRule="auto"/>
+              <w:rPr/>
+            </w:pPr>
+            <w:r>
+              <w:rPr>
+                <w:rtl w:val="0"/>
+              </w:rPr>
+              <w:t xml:space="preserve">Fit Criterion</w:t>
+            </w:r>
+          </w:p>
+        </w:tc>
+        <w:tc>
+          <w:tcPr>
+            <w:shd w:fill="auto" w:val="clear"/>
+            <w:tcMar>
+              <w:top w:w="100.0" w:type="dxa"/>
+              <w:left w:w="100.0" w:type="dxa"/>
+              <w:bottom w:w="100.0" w:type="dxa"/>
+              <w:right w:w="100.0" w:type="dxa"/>
+            </w:tcMar>
+            <w:vAlign w:val="top"/>
+          </w:tcPr>
+          <w:p>
+            <w:pPr>
+              <w:widowControl w:val="0"/>
+              <w:spacing w:line="240" w:lineRule="auto"/>
+              <w:rPr/>
+            </w:pPr>
+            <w:r>
+              <w:rPr>
+                <w:rtl w:val="0"/>
+              </w:rPr>
+              <w:t xml:space="preserve">This requirement is considered complete when a simple string input/output command is successfully edited to output a different string</w:t>
+            </w:r>
+          </w:p>
+        </w:tc>
+      </w:tr>
+    </w:tbl>
+    <w:p>
+      <w:pPr>
+        <w:rPr>
+          <w:u w:val="single"/>
+        </w:rPr>
+      </w:pPr>
+      <w:r>
+        <w:rPr>
+          <w:rtl w:val="0"/>
+        </w:rPr>
+      </w:r>
+    </w:p>
+    <w:p>
+      <w:pPr>
+        <w:rPr>
+          <w:b w:val="1"/>
+          <w:bCs w:val="1"/>
+          <w:u w:val="single"/>
+        </w:rPr>
+      </w:pPr>
+      <w:r>
+        <w:rPr>
+          <w:b w:val="1"/>
+          <w:bCs w:val="1"/>
+          <w:u w:val="single"/>
+          <w:rtl w:val="0"/>
+        </w:rPr>
+        <w:t xml:space="preserve">Keep a running list of simple string input/output commands for twitch/discord</w:t>
+      </w:r>
+    </w:p>
+    <w:p>
+      <w:pPr>
+        <w:rPr/>
+      </w:pPr>
+      <w:r>
+        <w:rPr>
+          <w:rtl w:val="0"/>
+        </w:rPr>
+      </w:r>
+    </w:p>
+    <w:tbl>
+      <w:tblPr>
+        <w:tblStyle w:val="Table10"/>
+        <w:tblW w:w="9360.0" w:type="dxa"/>
+        <w:jc w:val="left"/>
+        <w:tblBorders>
+          <w:top w:color="000000" w:space="0" w:sz="8" w:val="single"/>
+          <w:left w:color="000000" w:space="0" w:sz="8" w:val="single"/>
+          <w:bottom w:color="000000" w:space="0" w:sz="8" w:val="single"/>
+          <w:right w:color="000000" w:space="0" w:sz="8" w:val="single"/>
+          <w:insideH w:color="000000" w:space="0" w:sz="8" w:val="single"/>
+          <w:insideV w:color="000000" w:space="0" w:sz="8" w:val="single"/>
+        </w:tblBorders>
+        <w:tblLayout w:type="fixed"/>
+        <w:tblLook w:val="0600"/>
+      </w:tblPr>
+      <w:tblGrid>
+        <w:gridCol w:w="4680"/>
+        <w:gridCol w:w="4680"/>
+        <w:tblGridChange w:id="0">
+          <w:tblGrid>
+            <w:gridCol w:w="4680"/>
+            <w:gridCol w:w="4680"/>
+          </w:tblGrid>
+        </w:tblGridChange>
+      </w:tblGrid>
+      <w:tr>
+        <w:trPr>
+          <w:cantSplit w:val="0"/>
+          <w:tblHeader w:val="0"/>
+        </w:trPr>
+        <w:tc>
+          <w:tcPr>
+            <w:shd w:fill="auto" w:val="clear"/>
+            <w:tcMar>
+              <w:top w:w="100.0" w:type="dxa"/>
+              <w:left w:w="100.0" w:type="dxa"/>
+              <w:bottom w:w="100.0" w:type="dxa"/>
+              <w:right w:w="100.0" w:type="dxa"/>
+            </w:tcMar>
+            <w:vAlign w:val="top"/>
+          </w:tcPr>
+          <w:p>
+            <w:pPr>
+              <w:widowControl w:val="0"/>
+              <w:spacing w:line="240" w:lineRule="auto"/>
+              <w:rPr/>
+            </w:pPr>
+            <w:r>
+              <w:rPr>
+                <w:rtl w:val="0"/>
+              </w:rPr>
+              <w:t xml:space="preserve">Requirement ID</w:t>
+            </w:r>
+          </w:p>
+        </w:tc>
+        <w:tc>
+          <w:tcPr>
+            <w:shd w:fill="auto" w:val="clear"/>
+            <w:tcMar>
+              <w:top w:w="100.0" w:type="dxa"/>
+              <w:left w:w="100.0" w:type="dxa"/>
+              <w:bottom w:w="100.0" w:type="dxa"/>
+              <w:right w:w="100.0" w:type="dxa"/>
+            </w:tcMar>
+            <w:vAlign w:val="top"/>
+          </w:tcPr>
+          <w:p>
+            <w:pPr>
+              <w:widowControl w:val="0"/>
+              <w:spacing w:line="240" w:lineRule="auto"/>
+              <w:rPr/>
+            </w:pPr>
+            <w:r>
+              <w:rPr>
+                <w:rtl w:val="0"/>
+              </w:rPr>
+              <w:t xml:space="preserve">009</w:t>
+            </w:r>
+          </w:p>
+        </w:tc>
+      </w:tr>
+      <w:tr>
+        <w:trPr>
+          <w:cantSplit w:val="0"/>
+          <w:tblHeader w:val="0"/>
+        </w:trPr>
+        <w:tc>
+          <w:tcPr>
+            <w:shd w:fill="auto" w:val="clear"/>
+            <w:tcMar>
+              <w:top w:w="100.0" w:type="dxa"/>
+              <w:left w:w="100.0" w:type="dxa"/>
+              <w:bottom w:w="100.0" w:type="dxa"/>
+              <w:right w:w="100.0" w:type="dxa"/>
+            </w:tcMar>
+            <w:vAlign w:val="top"/>
+          </w:tcPr>
+          <w:p>
+            <w:pPr>
+              <w:widowControl w:val="0"/>
+              <w:spacing w:line="240" w:lineRule="auto"/>
+              <w:rPr/>
+            </w:pPr>
+            <w:r>
+              <w:rPr>
+                <w:rtl w:val="0"/>
+              </w:rPr>
+              <w:t xml:space="preserve">Description</w:t>
+            </w:r>
+          </w:p>
+        </w:tc>
+        <w:tc>
+          <w:tcPr>
+            <w:shd w:fill="auto" w:val="clear"/>
+            <w:tcMar>
+              <w:top w:w="100.0" w:type="dxa"/>
+              <w:left w:w="100.0" w:type="dxa"/>
+              <w:bottom w:w="100.0" w:type="dxa"/>
+              <w:right w:w="100.0" w:type="dxa"/>
+            </w:tcMar>
+            <w:vAlign w:val="top"/>
+          </w:tcPr>
+          <w:p>
+            <w:pPr>
+              <w:widowControl w:val="0"/>
+              <w:spacing w:line="240" w:lineRule="auto"/>
+              <w:rPr/>
+            </w:pPr>
+            <w:r>
+              <w:rPr>
+                <w:rtl w:val="0"/>
+              </w:rPr>
+              <w:t xml:space="preserve">Edit a command from a list of simple string input/output commands for twitch/discord</w:t>
+            </w:r>
+          </w:p>
+        </w:tc>
+      </w:tr>
+      <w:tr>
+        <w:trPr>
+          <w:cantSplit w:val="0"/>
+          <w:tblHeader w:val="0"/>
+        </w:trPr>
+        <w:tc>
+          <w:tcPr>
+            <w:shd w:fill="auto" w:val="clear"/>
+            <w:tcMar>
+              <w:top w:w="100.0" w:type="dxa"/>
+              <w:left w:w="100.0" w:type="dxa"/>
+              <w:bottom w:w="100.0" w:type="dxa"/>
+              <w:right w:w="100.0" w:type="dxa"/>
+            </w:tcMar>
+            <w:vAlign w:val="top"/>
+          </w:tcPr>
+          <w:p>
+            <w:pPr>
+              <w:widowControl w:val="0"/>
+              <w:spacing w:line="240" w:lineRule="auto"/>
+              <w:rPr/>
+            </w:pPr>
+            <w:r>
+              <w:rPr>
+                <w:rtl w:val="0"/>
+              </w:rPr>
+              <w:t xml:space="preserve">Rationale</w:t>
+            </w:r>
+          </w:p>
+        </w:tc>
+        <w:tc>
+          <w:tcPr>
+            <w:shd w:fill="auto" w:val="clear"/>
+            <w:tcMar>
+              <w:top w:w="100.0" w:type="dxa"/>
+              <w:left w:w="100.0" w:type="dxa"/>
+              <w:bottom w:w="100.0" w:type="dxa"/>
+              <w:right w:w="100.0" w:type="dxa"/>
+            </w:tcMar>
+            <w:vAlign w:val="top"/>
+          </w:tcPr>
+          <w:p>
+            <w:pPr>
+              <w:widowControl w:val="0"/>
+              <w:spacing w:line="240" w:lineRule="auto"/>
+              <w:rPr/>
+            </w:pPr>
+            <w:r>
+              <w:rPr>
+                <w:rtl w:val="0"/>
+              </w:rPr>
+              <w:t xml:space="preserve">This requirement helps to refine created commands to be more accurate when information changes </w:t>
+            </w:r>
+          </w:p>
+        </w:tc>
+      </w:tr>
+      <w:tr>
+        <w:trPr>
+          <w:cantSplit w:val="0"/>
+          <w:trHeight w:val="465" w:hRule="atLeast"/>
+          <w:tblHeader w:val="0"/>
+        </w:trPr>
+        <w:tc>
+          <w:tcPr>
+            <w:shd w:fill="auto" w:val="clear"/>
+            <w:tcMar>
+              <w:top w:w="100.0" w:type="dxa"/>
+              <w:left w:w="100.0" w:type="dxa"/>
+              <w:bottom w:w="100.0" w:type="dxa"/>
+              <w:right w:w="100.0" w:type="dxa"/>
+            </w:tcMar>
+            <w:vAlign w:val="top"/>
+          </w:tcPr>
+          <w:p>
+            <w:pPr>
+              <w:widowControl w:val="0"/>
+              <w:spacing w:line="240" w:lineRule="auto"/>
+              <w:rPr/>
+            </w:pPr>
+            <w:r>
+              <w:rPr>
+                <w:rtl w:val="0"/>
+              </w:rPr>
+              <w:t xml:space="preserve">Fit Criterion</w:t>
+            </w:r>
+          </w:p>
+        </w:tc>
+        <w:tc>
+          <w:tcPr>
+            <w:shd w:fill="auto" w:val="clear"/>
+            <w:tcMar>
+              <w:top w:w="100.0" w:type="dxa"/>
+              <w:left w:w="100.0" w:type="dxa"/>
+              <w:bottom w:w="100.0" w:type="dxa"/>
+              <w:right w:w="100.0" w:type="dxa"/>
+            </w:tcMar>
+            <w:vAlign w:val="top"/>
+          </w:tcPr>
+          <w:p>
+            <w:pPr>
+              <w:widowControl w:val="0"/>
+              <w:spacing w:line="240" w:lineRule="auto"/>
+              <w:rPr/>
+            </w:pPr>
+            <w:r>
+              <w:rPr>
+                <w:rtl w:val="0"/>
+              </w:rPr>
+              <w:t xml:space="preserve">This requirement is considered complete when a simple string input/output command is successfully edited to output a different string</w:t>
+            </w:r>
+          </w:p>
+        </w:tc>
+      </w:tr>
+    </w:tbl>
+    <w:p>
+      <w:pPr>
+        <w:rPr>
+          <w:u w:val="single"/>
+        </w:rPr>
+      </w:pPr>
+      <w:r>
+        <w:rPr>
+          <w:rtl w:val="0"/>
+        </w:rPr>
+      </w:r>
+    </w:p>
+    <w:p>
+      <w:pPr>
+        <w:rPr>
+          <w:b w:val="1"/>
+          <w:bCs w:val="1"/>
+          <w:u w:val="single"/>
+        </w:rPr>
+      </w:pPr>
+      <w:r>
+        <w:rPr>
+          <w:b w:val="1"/>
+          <w:bCs w:val="1"/>
+          <w:u w:val="single"/>
+          <w:rtl w:val="0"/>
+        </w:rPr>
+        <w:t xml:space="preserve">Find and post links to chat emotes to appropriate channels for review</w:t>
+      </w:r>
+    </w:p>
+    <w:p>
+      <w:pPr>
+        <w:rPr/>
+      </w:pPr>
+      <w:r>
+        <w:rPr>
+          <w:rtl w:val="0"/>
+        </w:rPr>
+      </w:r>
+    </w:p>
+    <w:tbl>
+      <w:tblPr>
+        <w:tblStyle w:val="Table11"/>
+        <w:tblW w:w="9360.0" w:type="dxa"/>
+        <w:jc w:val="left"/>
+        <w:tblBorders>
+          <w:top w:color="000000" w:space="0" w:sz="8" w:val="single"/>
+          <w:left w:color="000000" w:space="0" w:sz="8" w:val="single"/>
+          <w:bottom w:color="000000" w:space="0" w:sz="8" w:val="single"/>
+          <w:right w:color="000000" w:space="0" w:sz="8" w:val="single"/>
+          <w:insideH w:color="000000" w:space="0" w:sz="8" w:val="single"/>
+          <w:insideV w:color="000000" w:space="0" w:sz="8" w:val="single"/>
+        </w:tblBorders>
+        <w:tblLayout w:type="fixed"/>
+        <w:tblLook w:val="0600"/>
+      </w:tblPr>
+      <w:tblGrid>
+        <w:gridCol w:w="4680"/>
+        <w:gridCol w:w="4680"/>
+        <w:tblGridChange w:id="0">
+          <w:tblGrid>
+            <w:gridCol w:w="4680"/>
+            <w:gridCol w:w="4680"/>
+          </w:tblGrid>
+        </w:tblGridChange>
+      </w:tblGrid>
+      <w:tr>
+        <w:trPr>
+          <w:cantSplit w:val="0"/>
+          <w:tblHeader w:val="0"/>
+        </w:trPr>
+        <w:tc>
+          <w:tcPr>
+            <w:shd w:fill="auto" w:val="clear"/>
+            <w:tcMar>
+              <w:top w:w="100.0" w:type="dxa"/>
+              <w:left w:w="100.0" w:type="dxa"/>
+              <w:bottom w:w="100.0" w:type="dxa"/>
+              <w:right w:w="100.0" w:type="dxa"/>
+            </w:tcMar>
+            <w:vAlign w:val="top"/>
+          </w:tcPr>
+          <w:p>
+            <w:pPr>
+              <w:widowControl w:val="0"/>
+              <w:spacing w:line="240" w:lineRule="auto"/>
+              <w:rPr/>
+            </w:pPr>
+            <w:r>
+              <w:rPr>
+                <w:rtl w:val="0"/>
+              </w:rPr>
+              <w:t xml:space="preserve">Requirement ID</w:t>
+            </w:r>
+          </w:p>
+        </w:tc>
+        <w:tc>
+          <w:tcPr>
+            <w:shd w:fill="auto" w:val="clear"/>
+            <w:tcMar>
+              <w:top w:w="100.0" w:type="dxa"/>
+              <w:left w:w="100.0" w:type="dxa"/>
+              <w:bottom w:w="100.0" w:type="dxa"/>
+              <w:right w:w="100.0" w:type="dxa"/>
+            </w:tcMar>
+            <w:vAlign w:val="top"/>
+          </w:tcPr>
+          <w:p>
+            <w:pPr>
+              <w:widowControl w:val="0"/>
+              <w:spacing w:line="240" w:lineRule="auto"/>
+              <w:rPr/>
+            </w:pPr>
+            <w:r>
+              <w:rPr>
+                <w:rtl w:val="0"/>
+              </w:rPr>
+              <w:t xml:space="preserve">010</w:t>
+            </w:r>
+          </w:p>
+        </w:tc>
+      </w:tr>
+      <w:tr>
+        <w:trPr>
+          <w:cantSplit w:val="0"/>
+          <w:tblHeader w:val="0"/>
+        </w:trPr>
+        <w:tc>
+          <w:tcPr>
+            <w:shd w:fill="auto" w:val="clear"/>
+            <w:tcMar>
+              <w:top w:w="100.0" w:type="dxa"/>
+              <w:left w:w="100.0" w:type="dxa"/>
+              <w:bottom w:w="100.0" w:type="dxa"/>
+              <w:right w:w="100.0" w:type="dxa"/>
+            </w:tcMar>
+            <w:vAlign w:val="top"/>
+          </w:tcPr>
+          <w:p>
+            <w:pPr>
+              <w:widowControl w:val="0"/>
+              <w:spacing w:line="240" w:lineRule="auto"/>
+              <w:rPr/>
+            </w:pPr>
+            <w:r>
+              <w:rPr>
+                <w:rtl w:val="0"/>
+              </w:rPr>
+              <w:t xml:space="preserve">Description</w:t>
+            </w:r>
+          </w:p>
+        </w:tc>
+        <w:tc>
+          <w:tcPr>
+            <w:shd w:fill="auto" w:val="clear"/>
+            <w:tcMar>
+              <w:top w:w="100.0" w:type="dxa"/>
+              <w:left w:w="100.0" w:type="dxa"/>
+              <w:bottom w:w="100.0" w:type="dxa"/>
+              <w:right w:w="100.0" w:type="dxa"/>
+            </w:tcMar>
+            <w:vAlign w:val="top"/>
+          </w:tcPr>
+          <w:p>
+            <w:pPr>
+              <w:widowControl w:val="0"/>
+              <w:spacing w:line="240" w:lineRule="auto"/>
+              <w:rPr/>
+            </w:pPr>
+            <w:r>
+              <w:rPr>
+                <w:rtl w:val="0"/>
+              </w:rPr>
+              <w:t xml:space="preserve">Find and post links to chat emotes to appropriate channels for review</w:t>
+            </w:r>
+          </w:p>
+        </w:tc>
+      </w:tr>
+      <w:tr>
+        <w:trPr>
+          <w:cantSplit w:val="0"/>
+          <w:tblHeader w:val="0"/>
+        </w:trPr>
+        <w:tc>
+          <w:tcPr>
+            <w:shd w:fill="auto" w:val="clear"/>
+            <w:tcMar>
+              <w:top w:w="100.0" w:type="dxa"/>
+              <w:left w:w="100.0" w:type="dxa"/>
+              <w:bottom w:w="100.0" w:type="dxa"/>
+              <w:right w:w="100.0" w:type="dxa"/>
+            </w:tcMar>
+            <w:vAlign w:val="top"/>
+          </w:tcPr>
+          <w:p>
+            <w:pPr>
+              <w:widowControl w:val="0"/>
+              <w:spacing w:line="240" w:lineRule="auto"/>
+              <w:rPr/>
+            </w:pPr>
+            <w:r>
+              <w:rPr>
+                <w:rtl w:val="0"/>
+              </w:rPr>
+              <w:t xml:space="preserve">Rationale</w:t>
+            </w:r>
+          </w:p>
+        </w:tc>
+        <w:tc>
+          <w:tcPr>
+            <w:shd w:fill="auto" w:val="clear"/>
+            <w:tcMar>
+              <w:top w:w="100.0" w:type="dxa"/>
+              <w:left w:w="100.0" w:type="dxa"/>
+              <w:bottom w:w="100.0" w:type="dxa"/>
+              <w:right w:w="100.0" w:type="dxa"/>
+            </w:tcMar>
+            <w:vAlign w:val="top"/>
+          </w:tcPr>
+          <w:p>
+            <w:pPr>
+              <w:widowControl w:val="0"/>
+              <w:spacing w:line="240" w:lineRule="auto"/>
+              <w:rPr/>
+            </w:pPr>
+            <w:r>
+              <w:rPr>
+                <w:rtl w:val="0"/>
+              </w:rPr>
+              <w:t xml:space="preserve">Part of an engaging and fun community is the usage of custom chat emotes. This will allow community members to suggest new emotes to be added to the live streaming service for review by the moderation team</w:t>
+            </w:r>
+          </w:p>
+        </w:tc>
+      </w:tr>
+      <w:tr>
+        <w:trPr>
+          <w:cantSplit w:val="0"/>
+          <w:trHeight w:val="465" w:hRule="atLeast"/>
+          <w:tblHeader w:val="0"/>
+        </w:trPr>
+        <w:tc>
+          <w:tcPr>
+            <w:shd w:fill="auto" w:val="clear"/>
+            <w:tcMar>
+              <w:top w:w="100.0" w:type="dxa"/>
+              <w:left w:w="100.0" w:type="dxa"/>
+              <w:bottom w:w="100.0" w:type="dxa"/>
+              <w:right w:w="100.0" w:type="dxa"/>
+            </w:tcMar>
+            <w:vAlign w:val="top"/>
+          </w:tcPr>
+          <w:p>
+            <w:pPr>
+              <w:widowControl w:val="0"/>
+              <w:spacing w:line="240" w:lineRule="auto"/>
+              <w:rPr/>
+            </w:pPr>
+            <w:r>
+              <w:rPr>
+                <w:rtl w:val="0"/>
+              </w:rPr>
+              <w:t xml:space="preserve">Fit Criterion</w:t>
+            </w:r>
+          </w:p>
+        </w:tc>
+        <w:tc>
+          <w:tcPr>
+            <w:shd w:fill="auto" w:val="clear"/>
+            <w:tcMar>
+              <w:top w:w="100.0" w:type="dxa"/>
+              <w:left w:w="100.0" w:type="dxa"/>
+              <w:bottom w:w="100.0" w:type="dxa"/>
+              <w:right w:w="100.0" w:type="dxa"/>
+            </w:tcMar>
+            <w:vAlign w:val="top"/>
+          </w:tcPr>
+          <w:p>
+            <w:pPr>
+              <w:widowControl w:val="0"/>
+              <w:spacing w:line="240" w:lineRule="auto"/>
+              <w:rPr/>
+            </w:pPr>
+            <w:r>
+              <w:rPr>
+                <w:rtl w:val="0"/>
+              </w:rPr>
+              <w:t xml:space="preserve">This requirement is considered complete when an emote link is properly posted in an appropriate channel</w:t>
+            </w:r>
+          </w:p>
+        </w:tc>
+      </w:tr>
+    </w:tbl>
+    <w:p>
+      <w:pPr>
+        <w:rPr>
+          <w:u w:val="single"/>
+        </w:rPr>
+      </w:pPr>
+      <w:r>
+        <w:rPr>
+          <w:rtl w:val="0"/>
+        </w:rPr>
+      </w:r>
+    </w:p>
+    <w:p>
+      <w:pPr>
+        <w:rPr>
+          <w:u w:val="single"/>
+        </w:rPr>
+      </w:pPr>
+      <w:r>
+        <w:rPr>
+          <w:rtl w:val="0"/>
+        </w:rPr>
+      </w:r>
+    </w:p>
+    <w:p>
+      <w:pPr>
+        <w:rPr>
+          <w:b w:val="1"/>
+          <w:bCs w:val="1"/>
+          <w:u w:val="single"/>
+        </w:rPr>
+      </w:pPr>
+      <w:r>
+        <w:rPr>
+          <w:b w:val="1"/>
+          <w:bCs w:val="1"/>
+          <w:u w:val="single"/>
+          <w:rtl w:val="0"/>
+        </w:rPr>
+        <w:t xml:space="preserve">Youtube automation</w:t>
+      </w:r>
+    </w:p>
+    <w:p>
+      <w:pPr>
+        <w:rPr/>
+      </w:pPr>
+      <w:r>
+        <w:rPr>
+          <w:rtl w:val="0"/>
+        </w:rPr>
+      </w:r>
+    </w:p>
+    <w:tbl>
+      <w:tblPr>
+        <w:tblStyle w:val="Table12"/>
+        <w:tblW w:w="9360.0" w:type="dxa"/>
+        <w:jc w:val="left"/>
+        <w:tblBorders>
+          <w:top w:color="000000" w:space="0" w:sz="8" w:val="single"/>
+          <w:left w:color="000000" w:space="0" w:sz="8" w:val="single"/>
+          <w:bottom w:color="000000" w:space="0" w:sz="8" w:val="single"/>
+          <w:right w:color="000000" w:space="0" w:sz="8" w:val="single"/>
+          <w:insideH w:color="000000" w:space="0" w:sz="8" w:val="single"/>
+          <w:insideV w:color="000000" w:space="0" w:sz="8" w:val="single"/>
+        </w:tblBorders>
+        <w:tblLayout w:type="fixed"/>
+        <w:tblLook w:val="0600"/>
+      </w:tblPr>
+      <w:tblGrid>
+        <w:gridCol w:w="4680"/>
+        <w:gridCol w:w="4680"/>
+        <w:tblGridChange w:id="0">
+          <w:tblGrid>
+            <w:gridCol w:w="4680"/>
+            <w:gridCol w:w="4680"/>
+          </w:tblGrid>
+        </w:tblGridChange>
+      </w:tblGrid>
+      <w:tr>
+        <w:trPr>
+          <w:cantSplit w:val="0"/>
+          <w:tblHeader w:val="0"/>
+        </w:trPr>
+        <w:tc>
+          <w:tcPr>
+            <w:shd w:fill="auto" w:val="clear"/>
+            <w:tcMar>
+              <w:top w:w="100.0" w:type="dxa"/>
+              <w:left w:w="100.0" w:type="dxa"/>
+              <w:bottom w:w="100.0" w:type="dxa"/>
+              <w:right w:w="100.0" w:type="dxa"/>
+            </w:tcMar>
+            <w:vAlign w:val="top"/>
+          </w:tcPr>
+          <w:p>
+            <w:pPr>
+              <w:widowControl w:val="0"/>
+              <w:spacing w:line="240" w:lineRule="auto"/>
+              <w:rPr/>
+            </w:pPr>
+            <w:r>
+              <w:rPr>
+                <w:rtl w:val="0"/>
+              </w:rPr>
+              <w:t xml:space="preserve">Requirement ID</w:t>
+            </w:r>
+          </w:p>
+        </w:tc>
+        <w:tc>
+          <w:tcPr>
+            <w:shd w:fill="auto" w:val="clear"/>
+            <w:tcMar>
+              <w:top w:w="100.0" w:type="dxa"/>
+              <w:left w:w="100.0" w:type="dxa"/>
+              <w:bottom w:w="100.0" w:type="dxa"/>
+              <w:right w:w="100.0" w:type="dxa"/>
+            </w:tcMar>
+            <w:vAlign w:val="top"/>
+          </w:tcPr>
+          <w:p>
+            <w:pPr>
+              <w:widowControl w:val="0"/>
+              <w:spacing w:line="240" w:lineRule="auto"/>
+              <w:rPr/>
+            </w:pPr>
+            <w:r>
+              <w:rPr>
+                <w:rtl w:val="0"/>
+              </w:rPr>
+              <w:t xml:space="preserve">011</w:t>
+            </w:r>
+          </w:p>
+        </w:tc>
+      </w:tr>
+      <w:tr>
+        <w:trPr>
+          <w:cantSplit w:val="0"/>
+          <w:tblHeader w:val="0"/>
+        </w:trPr>
+        <w:tc>
+          <w:tcPr>
+            <w:shd w:fill="auto" w:val="clear"/>
+            <w:tcMar>
+              <w:top w:w="100.0" w:type="dxa"/>
+              <w:left w:w="100.0" w:type="dxa"/>
+              <w:bottom w:w="100.0" w:type="dxa"/>
+              <w:right w:w="100.0" w:type="dxa"/>
+            </w:tcMar>
+            <w:vAlign w:val="top"/>
+          </w:tcPr>
+          <w:p>
+            <w:pPr>
+              <w:widowControl w:val="0"/>
+              <w:spacing w:line="240" w:lineRule="auto"/>
+              <w:rPr/>
+            </w:pPr>
+            <w:r>
+              <w:rPr>
+                <w:rtl w:val="0"/>
+              </w:rPr>
+              <w:t xml:space="preserve">Description</w:t>
+            </w:r>
+          </w:p>
+        </w:tc>
+        <w:tc>
+          <w:tcPr>
+            <w:shd w:fill="auto" w:val="clear"/>
+            <w:tcMar>
+              <w:top w:w="100.0" w:type="dxa"/>
+              <w:left w:w="100.0" w:type="dxa"/>
+              <w:bottom w:w="100.0" w:type="dxa"/>
+              <w:right w:w="100.0" w:type="dxa"/>
+            </w:tcMar>
+            <w:vAlign w:val="top"/>
+          </w:tcPr>
+          <w:p>
+            <w:pPr>
+              <w:widowControl w:val="0"/>
+              <w:spacing w:line="240" w:lineRule="auto"/>
+              <w:rPr/>
+            </w:pPr>
+            <w:r>
+              <w:rPr>
+                <w:rtl w:val="0"/>
+              </w:rPr>
+              <w:t xml:space="preserve">Find and post links to chat emotes to appropriate channels for review</w:t>
+            </w:r>
+          </w:p>
+        </w:tc>
+      </w:tr>
+      <w:tr>
+        <w:trPr>
+          <w:cantSplit w:val="0"/>
+          <w:tblHeader w:val="0"/>
+        </w:trPr>
+        <w:tc>
+          <w:tcPr>
+            <w:shd w:fill="auto" w:val="clear"/>
+            <w:tcMar>
+              <w:top w:w="100.0" w:type="dxa"/>
+              <w:left w:w="100.0" w:type="dxa"/>
+              <w:bottom w:w="100.0" w:type="dxa"/>
+              <w:right w:w="100.0" w:type="dxa"/>
+            </w:tcMar>
+            <w:vAlign w:val="top"/>
+          </w:tcPr>
+          <w:p>
+            <w:pPr>
+              <w:widowControl w:val="0"/>
+              <w:spacing w:line="240" w:lineRule="auto"/>
+              <w:rPr/>
+            </w:pPr>
+            <w:r>
+              <w:rPr>
+                <w:rtl w:val="0"/>
+              </w:rPr>
+              <w:t xml:space="preserve">Rationale</w:t>
+            </w:r>
+          </w:p>
+        </w:tc>
+        <w:tc>
+          <w:tcPr>
+            <w:shd w:fill="auto" w:val="clear"/>
+            <w:tcMar>
+              <w:top w:w="100.0" w:type="dxa"/>
+              <w:left w:w="100.0" w:type="dxa"/>
+              <w:bottom w:w="100.0" w:type="dxa"/>
+              <w:right w:w="100.0" w:type="dxa"/>
+            </w:tcMar>
+            <w:vAlign w:val="top"/>
+          </w:tcPr>
+          <w:p>
+            <w:pPr>
+              <w:widowControl w:val="0"/>
+              <w:spacing w:line="240" w:lineRule="auto"/>
+              <w:rPr/>
+            </w:pPr>
+            <w:r>
+              <w:rPr>
+                <w:rtl w:val="0"/>
+              </w:rPr>
+              <w:t xml:space="preserve">Part of an engaging and fun community is the usage of custom chat emotes. This will allow community members to suggest new emotes to be added to the live streaming service for review by the moderation team</w:t>
+            </w:r>
+          </w:p>
+        </w:tc>
+      </w:tr>
+      <w:tr>
+        <w:trPr>
+          <w:cantSplit w:val="0"/>
+          <w:trHeight w:val="465" w:hRule="atLeast"/>
+          <w:tblHeader w:val="0"/>
+        </w:trPr>
+        <w:tc>
+          <w:tcPr>
+            <w:shd w:fill="auto" w:val="clear"/>
+            <w:tcMar>
+              <w:top w:w="100.0" w:type="dxa"/>
+              <w:left w:w="100.0" w:type="dxa"/>
+              <w:bottom w:w="100.0" w:type="dxa"/>
+              <w:right w:w="100.0" w:type="dxa"/>
+            </w:tcMar>
+            <w:vAlign w:val="top"/>
+          </w:tcPr>
+          <w:p>
+            <w:pPr>
+              <w:widowControl w:val="0"/>
+              <w:spacing w:line="240" w:lineRule="auto"/>
+              <w:rPr/>
+            </w:pPr>
+            <w:r>
+              <w:rPr>
+                <w:rtl w:val="0"/>
+              </w:rPr>
+              <w:t xml:space="preserve">Fit Criterion</w:t>
+            </w:r>
+          </w:p>
+        </w:tc>
+        <w:tc>
+          <w:tcPr>
+            <w:shd w:fill="auto" w:val="clear"/>
+            <w:tcMar>
+              <w:top w:w="100.0" w:type="dxa"/>
+              <w:left w:w="100.0" w:type="dxa"/>
+              <w:bottom w:w="100.0" w:type="dxa"/>
+              <w:right w:w="100.0" w:type="dxa"/>
+            </w:tcMar>
+            <w:vAlign w:val="top"/>
+          </w:tcPr>
+          <w:p>
+            <w:pPr>
+              <w:widowControl w:val="0"/>
+              <w:spacing w:line="240" w:lineRule="auto"/>
+              <w:rPr/>
+            </w:pPr>
+            <w:r>
+              <w:rPr>
+                <w:rtl w:val="0"/>
+              </w:rPr>
+              <w:t xml:space="preserve">This requirement is considered complete when an emote link is properly posted in an appropriate channel</w:t>
+            </w:r>
+          </w:p>
+        </w:tc>
+      </w:tr>
+    </w:tbl>
+    <w:p>
+      <w:pPr>
+        <w:rPr>
+          <w:u w:val="single"/>
+        </w:rPr>
+      </w:pPr>
+      <w:r>
+        <w:rPr>
+          <w:rtl w:val="0"/>
+        </w:rPr>
+      </w:r>
+    </w:p>
+    <w:p>
+      <w:pPr>
+        <w:rPr>
+          <w:b w:val="1"/>
+          <w:bCs w:val="1"/>
+          <w:u w:val="single"/>
+        </w:rPr>
+      </w:pPr>
+      <w:r>
+        <w:rPr>
+          <w:b w:val="1"/>
+          <w:bCs w:val="1"/>
+          <w:u w:val="single"/>
+          <w:rtl w:val="0"/>
+        </w:rPr>
+        <w:t xml:space="preserve">User facing webpage for accessing and managing commands</w:t>
+      </w:r>
+    </w:p>
+    <w:p>
+      <w:pPr>
+        <w:rPr/>
+      </w:pPr>
+      <w:r>
+        <w:rPr>
+          <w:rtl w:val="0"/>
+        </w:rPr>
+      </w:r>
+    </w:p>
+    <w:tbl>
+      <w:tblPr>
+        <w:tblStyle w:val="Table13"/>
+        <w:tblW w:w="9360.0" w:type="dxa"/>
+        <w:jc w:val="left"/>
+        <w:tblBorders>
+          <w:top w:color="000000" w:space="0" w:sz="8" w:val="single"/>
+          <w:left w:color="000000" w:space="0" w:sz="8" w:val="single"/>
+          <w:bottom w:color="000000" w:space="0" w:sz="8" w:val="single"/>
+          <w:right w:color="000000" w:space="0" w:sz="8" w:val="single"/>
+          <w:insideH w:color="000000" w:space="0" w:sz="8" w:val="single"/>
+          <w:insideV w:color="000000" w:space="0" w:sz="8" w:val="single"/>
+        </w:tblBorders>
+        <w:tblLayout w:type="fixed"/>
+        <w:tblLook w:val="0600"/>
+      </w:tblPr>
+      <w:tblGrid>
+        <w:gridCol w:w="4680"/>
+        <w:gridCol w:w="4680"/>
+        <w:tblGridChange w:id="0">
+          <w:tblGrid>
+            <w:gridCol w:w="4680"/>
+            <w:gridCol w:w="4680"/>
+          </w:tblGrid>
+        </w:tblGridChange>
+      </w:tblGrid>
+      <w:tr>
+        <w:trPr>
+          <w:cantSplit w:val="0"/>
+          <w:tblHeader w:val="0"/>
+        </w:trPr>
+        <w:tc>
+          <w:tcPr>
+            <w:shd w:fill="auto" w:val="clear"/>
+            <w:tcMar>
+              <w:top w:w="100.0" w:type="dxa"/>
+              <w:left w:w="100.0" w:type="dxa"/>
+              <w:bottom w:w="100.0" w:type="dxa"/>
+              <w:right w:w="100.0" w:type="dxa"/>
+            </w:tcMar>
+            <w:vAlign w:val="top"/>
+          </w:tcPr>
+          <w:p>
+            <w:pPr>
+              <w:widowControl w:val="0"/>
+              <w:spacing w:line="240" w:lineRule="auto"/>
+              <w:rPr/>
+            </w:pPr>
+            <w:r>
+              <w:rPr>
+                <w:rtl w:val="0"/>
+              </w:rPr>
+              <w:t xml:space="preserve">Requirement ID</w:t>
+            </w:r>
+          </w:p>
+        </w:tc>
+        <w:tc>
+          <w:tcPr>
+            <w:shd w:fill="auto" w:val="clear"/>
+            <w:tcMar>
+              <w:top w:w="100.0" w:type="dxa"/>
+              <w:left w:w="100.0" w:type="dxa"/>
+              <w:bottom w:w="100.0" w:type="dxa"/>
+              <w:right w:w="100.0" w:type="dxa"/>
+            </w:tcMar>
+            <w:vAlign w:val="top"/>
+          </w:tcPr>
+          <w:p>
+            <w:pPr>
+              <w:widowControl w:val="0"/>
+              <w:spacing w:line="240" w:lineRule="auto"/>
+              <w:rPr/>
+            </w:pPr>
+            <w:r>
+              <w:rPr>
+                <w:rtl w:val="0"/>
+              </w:rPr>
+              <w:t xml:space="preserve">012</w:t>
+            </w:r>
+          </w:p>
+        </w:tc>
+      </w:tr>
+      <w:tr>
+        <w:trPr>
+          <w:cantSplit w:val="0"/>
+          <w:tblHeader w:val="0"/>
+        </w:trPr>
+        <w:tc>
+          <w:tcPr>
+            <w:shd w:fill="auto" w:val="clear"/>
+            <w:tcMar>
+              <w:top w:w="100.0" w:type="dxa"/>
+              <w:left w:w="100.0" w:type="dxa"/>
+              <w:bottom w:w="100.0" w:type="dxa"/>
+              <w:right w:w="100.0" w:type="dxa"/>
+            </w:tcMar>
+            <w:vAlign w:val="top"/>
+          </w:tcPr>
+          <w:p>
+            <w:pPr>
+              <w:widowControl w:val="0"/>
+              <w:spacing w:line="240" w:lineRule="auto"/>
+              <w:rPr/>
+            </w:pPr>
+            <w:r>
+              <w:rPr>
+                <w:rtl w:val="0"/>
+              </w:rPr>
+              <w:t xml:space="preserve">Description</w:t>
+            </w:r>
+          </w:p>
+        </w:tc>
+        <w:tc>
+          <w:tcPr>
+            <w:shd w:fill="auto" w:val="clear"/>
+            <w:tcMar>
+              <w:top w:w="100.0" w:type="dxa"/>
+              <w:left w:w="100.0" w:type="dxa"/>
+              <w:bottom w:w="100.0" w:type="dxa"/>
+              <w:right w:w="100.0" w:type="dxa"/>
+            </w:tcMar>
+            <w:vAlign w:val="top"/>
+          </w:tcPr>
+          <w:p>
+            <w:pPr>
+              <w:widowControl w:val="0"/>
+              <w:spacing w:line="240" w:lineRule="auto"/>
+              <w:rPr/>
+            </w:pPr>
+            <w:r>
+              <w:rPr>
+                <w:rtl w:val="0"/>
+              </w:rPr>
+              <w:t xml:space="preserve">Side panel for quick access to different features</w:t>
+            </w:r>
+          </w:p>
+        </w:tc>
+      </w:tr>
+      <w:tr>
+        <w:trPr>
+          <w:cantSplit w:val="0"/>
+          <w:tblHeader w:val="0"/>
+        </w:trPr>
+        <w:tc>
+          <w:tcPr>
+            <w:shd w:fill="auto" w:val="clear"/>
+            <w:tcMar>
+              <w:top w:w="100.0" w:type="dxa"/>
+              <w:left w:w="100.0" w:type="dxa"/>
+              <w:bottom w:w="100.0" w:type="dxa"/>
+              <w:right w:w="100.0" w:type="dxa"/>
+            </w:tcMar>
+            <w:vAlign w:val="top"/>
+          </w:tcPr>
+          <w:p>
+            <w:pPr>
+              <w:widowControl w:val="0"/>
+              <w:spacing w:line="240" w:lineRule="auto"/>
+              <w:rPr/>
+            </w:pPr>
+            <w:r>
+              <w:rPr>
+                <w:rtl w:val="0"/>
+              </w:rPr>
+              <w:t xml:space="preserve">Rationale</w:t>
+            </w:r>
+          </w:p>
+        </w:tc>
+        <w:tc>
+          <w:tcPr>
+            <w:shd w:fill="auto" w:val="clear"/>
+            <w:tcMar>
+              <w:top w:w="100.0" w:type="dxa"/>
+              <w:left w:w="100.0" w:type="dxa"/>
+              <w:bottom w:w="100.0" w:type="dxa"/>
+              <w:right w:w="100.0" w:type="dxa"/>
+            </w:tcMar>
+            <w:vAlign w:val="top"/>
+          </w:tcPr>
+          <w:p>
+            <w:pPr>
+              <w:widowControl w:val="0"/>
+              <w:spacing w:line="240" w:lineRule="auto"/>
+              <w:rPr/>
+            </w:pPr>
+            <w:r>
+              <w:rPr>
+                <w:rtl w:val="0"/>
+              </w:rPr>
+              <w:t xml:space="preserve">Having a user facing web interface allows for quick adjustment and review of active commands and services on a channel </w:t>
+            </w:r>
+          </w:p>
+        </w:tc>
+      </w:tr>
+      <w:tr>
+        <w:trPr>
+          <w:cantSplit w:val="0"/>
+          <w:trHeight w:val="465" w:hRule="atLeast"/>
+          <w:tblHeader w:val="0"/>
+        </w:trPr>
+        <w:tc>
+          <w:tcPr>
+            <w:shd w:fill="auto" w:val="clear"/>
+            <w:tcMar>
+              <w:top w:w="100.0" w:type="dxa"/>
+              <w:left w:w="100.0" w:type="dxa"/>
+              <w:bottom w:w="100.0" w:type="dxa"/>
+              <w:right w:w="100.0" w:type="dxa"/>
+            </w:tcMar>
+            <w:vAlign w:val="top"/>
+          </w:tcPr>
+          <w:p>
+            <w:pPr>
+              <w:widowControl w:val="0"/>
+              <w:spacing w:line="240" w:lineRule="auto"/>
+              <w:rPr/>
+            </w:pPr>
+            <w:r>
+              <w:rPr>
+                <w:rtl w:val="0"/>
+              </w:rPr>
+              <w:t xml:space="preserve">Fit Criterion</w:t>
+            </w:r>
+          </w:p>
+        </w:tc>
+        <w:tc>
+          <w:tcPr>
+            <w:shd w:fill="auto" w:val="clear"/>
+            <w:tcMar>
+              <w:top w:w="100.0" w:type="dxa"/>
+              <w:left w:w="100.0" w:type="dxa"/>
+              <w:bottom w:w="100.0" w:type="dxa"/>
+              <w:right w:w="100.0" w:type="dxa"/>
+            </w:tcMar>
+            <w:vAlign w:val="top"/>
+          </w:tcPr>
+          <w:p>
+            <w:pPr>
+              <w:widowControl w:val="0"/>
+              <w:spacing w:line="240" w:lineRule="auto"/>
+              <w:rPr/>
+            </w:pPr>
+            <w:r>
+              <w:rPr>
+                <w:rtl w:val="0"/>
+              </w:rPr>
+              <w:t xml:space="preserve">This requirement is considered complete when a panel allows for quick navigation to different features of the bot via the webpage </w:t>
+            </w:r>
+          </w:p>
+        </w:tc>
+      </w:tr>
+    </w:tbl>
+    <w:p>
+      <w:pPr>
+        <w:rPr>
+          <w:u w:val="single"/>
+        </w:rPr>
+      </w:pPr>
+      <w:r>
+        <w:br w:type="page"/>
+      </w:r>
+      <w:r>
+        <w:rPr>
+          <w:rtl w:val="0"/>
+        </w:rPr>
+      </w:r>
+    </w:p>
+    <w:p>
+      <w:pPr>
+        <w:rPr>
+          <w:u w:val="single"/>
+        </w:rPr>
+      </w:pPr>
+      <w:r>
+        <w:rPr>
+          <w:rtl w:val="0"/>
+        </w:rPr>
+      </w:r>
+    </w:p>
+    <w:p>
+      <w:pPr>
+        <w:rPr>
+          <w:b w:val="1"/>
+          <w:bCs w:val="1"/>
+          <w:u w:val="single"/>
+        </w:rPr>
+      </w:pPr>
+      <w:r>
+        <w:rPr>
+          <w:b w:val="1"/>
+          <w:bCs w:val="1"/>
+          <w:u w:val="single"/>
+          <w:rtl w:val="0"/>
+        </w:rPr>
+        <w:t xml:space="preserve">User facing webpage for accessing and managing commands</w:t>
+      </w:r>
+    </w:p>
+    <w:p>
+      <w:pPr>
+        <w:rPr/>
+      </w:pPr>
+      <w:r>
+        <w:rPr>
+          <w:rtl w:val="0"/>
+        </w:rPr>
+      </w:r>
+    </w:p>
+    <w:tbl>
+      <w:tblPr>
+        <w:tblStyle w:val="Table14"/>
+        <w:tblW w:w="9360.0" w:type="dxa"/>
+        <w:jc w:val="left"/>
+        <w:tblBorders>
+          <w:top w:color="000000" w:space="0" w:sz="8" w:val="single"/>
+          <w:left w:color="000000" w:space="0" w:sz="8" w:val="single"/>
+          <w:bottom w:color="000000" w:space="0" w:sz="8" w:val="single"/>
+          <w:right w:color="000000" w:space="0" w:sz="8" w:val="single"/>
+          <w:insideH w:color="000000" w:space="0" w:sz="8" w:val="single"/>
+          <w:insideV w:color="000000" w:space="0" w:sz="8" w:val="single"/>
+        </w:tblBorders>
+        <w:tblLayout w:type="fixed"/>
+        <w:tblLook w:val="0600"/>
+      </w:tblPr>
+      <w:tblGrid>
+        <w:gridCol w:w="4680"/>
+        <w:gridCol w:w="4680"/>
+        <w:tblGridChange w:id="0">
+          <w:tblGrid>
+            <w:gridCol w:w="4680"/>
+            <w:gridCol w:w="4680"/>
+          </w:tblGrid>
+        </w:tblGridChange>
+      </w:tblGrid>
+      <w:tr>
+        <w:trPr>
+          <w:cantSplit w:val="0"/>
+          <w:tblHeader w:val="0"/>
+        </w:trPr>
+        <w:tc>
+          <w:tcPr>
+            <w:shd w:fill="auto" w:val="clear"/>
+            <w:tcMar>
+              <w:top w:w="100.0" w:type="dxa"/>
+              <w:left w:w="100.0" w:type="dxa"/>
+              <w:bottom w:w="100.0" w:type="dxa"/>
+              <w:right w:w="100.0" w:type="dxa"/>
+            </w:tcMar>
+            <w:vAlign w:val="top"/>
+          </w:tcPr>
+          <w:p>
+            <w:pPr>
+              <w:widowControl w:val="0"/>
+              <w:spacing w:line="240" w:lineRule="auto"/>
+              <w:rPr/>
+            </w:pPr>
+            <w:r>
+              <w:rPr>
+                <w:rtl w:val="0"/>
+              </w:rPr>
+              <w:t xml:space="preserve">Requirement ID</w:t>
+            </w:r>
+          </w:p>
+        </w:tc>
+        <w:tc>
+          <w:tcPr>
+            <w:shd w:fill="auto" w:val="clear"/>
+            <w:tcMar>
+              <w:top w:w="100.0" w:type="dxa"/>
+              <w:left w:w="100.0" w:type="dxa"/>
+              <w:bottom w:w="100.0" w:type="dxa"/>
+              <w:right w:w="100.0" w:type="dxa"/>
+            </w:tcMar>
+            <w:vAlign w:val="top"/>
+          </w:tcPr>
+          <w:p>
+            <w:pPr>
+              <w:widowControl w:val="0"/>
+              <w:spacing w:line="240" w:lineRule="auto"/>
+              <w:rPr/>
+            </w:pPr>
+            <w:r>
+              <w:rPr>
+                <w:rtl w:val="0"/>
+              </w:rPr>
+              <w:t xml:space="preserve">013</w:t>
+            </w:r>
+          </w:p>
+        </w:tc>
+      </w:tr>
+      <w:tr>
+        <w:trPr>
+          <w:cantSplit w:val="0"/>
+          <w:tblHeader w:val="0"/>
+        </w:trPr>
+        <w:tc>
+          <w:tcPr>
+            <w:shd w:fill="auto" w:val="clear"/>
+            <w:tcMar>
+              <w:top w:w="100.0" w:type="dxa"/>
+              <w:left w:w="100.0" w:type="dxa"/>
+              <w:bottom w:w="100.0" w:type="dxa"/>
+              <w:right w:w="100.0" w:type="dxa"/>
+            </w:tcMar>
+            <w:vAlign w:val="top"/>
+          </w:tcPr>
+          <w:p>
+            <w:pPr>
+              <w:widowControl w:val="0"/>
+              <w:spacing w:line="240" w:lineRule="auto"/>
+              <w:rPr/>
+            </w:pPr>
+            <w:r>
+              <w:rPr>
+                <w:rtl w:val="0"/>
+              </w:rPr>
+              <w:t xml:space="preserve">Description</w:t>
+            </w:r>
+          </w:p>
+        </w:tc>
+        <w:tc>
+          <w:tcPr>
+            <w:shd w:fill="auto" w:val="clear"/>
+            <w:tcMar>
+              <w:top w:w="100.0" w:type="dxa"/>
+              <w:left w:w="100.0" w:type="dxa"/>
+              <w:bottom w:w="100.0" w:type="dxa"/>
+              <w:right w:w="100.0" w:type="dxa"/>
+            </w:tcMar>
+            <w:vAlign w:val="top"/>
+          </w:tcPr>
+          <w:p>
+            <w:pPr>
+              <w:widowControl w:val="0"/>
+              <w:spacing w:line="240" w:lineRule="auto"/>
+              <w:rPr/>
+            </w:pPr>
+            <w:r>
+              <w:rPr>
+                <w:rtl w:val="0"/>
+              </w:rPr>
+              <w:t xml:space="preserve">Create/Update/Delete simple string commands via the webpage</w:t>
+            </w:r>
+          </w:p>
+        </w:tc>
+      </w:tr>
+      <w:tr>
+        <w:trPr>
+          <w:cantSplit w:val="0"/>
+          <w:tblHeader w:val="0"/>
+        </w:trPr>
+        <w:tc>
+          <w:tcPr>
+            <w:shd w:fill="auto" w:val="clear"/>
+            <w:tcMar>
+              <w:top w:w="100.0" w:type="dxa"/>
+              <w:left w:w="100.0" w:type="dxa"/>
+              <w:bottom w:w="100.0" w:type="dxa"/>
+              <w:right w:w="100.0" w:type="dxa"/>
+            </w:tcMar>
+            <w:vAlign w:val="top"/>
+          </w:tcPr>
+          <w:p>
+            <w:pPr>
+              <w:widowControl w:val="0"/>
+              <w:spacing w:line="240" w:lineRule="auto"/>
+              <w:rPr/>
+            </w:pPr>
+            <w:r>
+              <w:rPr>
+                <w:rtl w:val="0"/>
+              </w:rPr>
+              <w:t xml:space="preserve">Rationale</w:t>
+            </w:r>
+          </w:p>
+        </w:tc>
+        <w:tc>
+          <w:tcPr>
+            <w:shd w:fill="auto" w:val="clear"/>
+            <w:tcMar>
+              <w:top w:w="100.0" w:type="dxa"/>
+              <w:left w:w="100.0" w:type="dxa"/>
+              <w:bottom w:w="100.0" w:type="dxa"/>
+              <w:right w:w="100.0" w:type="dxa"/>
+            </w:tcMar>
+            <w:vAlign w:val="top"/>
+          </w:tcPr>
+          <w:p>
+            <w:pPr>
+              <w:widowControl w:val="0"/>
+              <w:spacing w:line="240" w:lineRule="auto"/>
+              <w:rPr/>
+            </w:pPr>
+            <w:r>
+              <w:rPr>
+                <w:rtl w:val="0"/>
+              </w:rPr>
+              <w:t xml:space="preserve">Provides a visualization and quick access way to review and edit string commands via the webpage</w:t>
+            </w:r>
+          </w:p>
+        </w:tc>
+      </w:tr>
+      <w:tr>
+        <w:trPr>
+          <w:cantSplit w:val="0"/>
+          <w:trHeight w:val="465" w:hRule="atLeast"/>
+          <w:tblHeader w:val="0"/>
+        </w:trPr>
+        <w:tc>
+          <w:tcPr>
+            <w:shd w:fill="auto" w:val="clear"/>
+            <w:tcMar>
+              <w:top w:w="100.0" w:type="dxa"/>
+              <w:left w:w="100.0" w:type="dxa"/>
+              <w:bottom w:w="100.0" w:type="dxa"/>
+              <w:right w:w="100.0" w:type="dxa"/>
+            </w:tcMar>
+            <w:vAlign w:val="top"/>
+          </w:tcPr>
+          <w:p>
+            <w:pPr>
+              <w:widowControl w:val="0"/>
+              <w:spacing w:line="240" w:lineRule="auto"/>
+              <w:rPr/>
+            </w:pPr>
+            <w:r>
+              <w:rPr>
+                <w:rtl w:val="0"/>
+              </w:rPr>
+              <w:t xml:space="preserve">Fit Criterion</w:t>
+            </w:r>
+          </w:p>
+        </w:tc>
+        <w:tc>
+          <w:tcPr>
+            <w:shd w:fill="auto" w:val="clear"/>
+            <w:tcMar>
+              <w:top w:w="100.0" w:type="dxa"/>
+              <w:left w:w="100.0" w:type="dxa"/>
+              <w:bottom w:w="100.0" w:type="dxa"/>
+              <w:right w:w="100.0" w:type="dxa"/>
+            </w:tcMar>
+            <w:vAlign w:val="top"/>
+          </w:tcPr>
+          <w:p>
+            <w:pPr>
+              <w:widowControl w:val="0"/>
+              <w:spacing w:line="240" w:lineRule="auto"/>
+              <w:rPr/>
+            </w:pPr>
+            <w:r>
+              <w:rPr>
+                <w:rtl w:val="0"/>
+              </w:rPr>
+              <w:t xml:space="preserve">This requirement is considered complete when full create/edit/delete commands are accessible via the webpage</w:t>
+            </w:r>
+          </w:p>
+        </w:tc>
+      </w:tr>
+    </w:tbl>
     <w:p>
       <w:pPr>
         <w:rPr>
@@ -1252,6 +4450,83 @@
     </w:tblPr>
   </w:style>
   <w:style w:type="table" w:styleId="Table3">
+    <w:basedOn w:val="TableNormal"/>
+    <w:tblPr>
+      <w:tblStyleRowBandSize w:val="1"/>
+      <w:tblStyleColBandSize w:val="1"/>
+    </w:tblPr>
+  </w:style>
+  <w:style w:type="table" w:styleId="Table4">
+    <w:basedOn w:val="TableNormal"/>
+    <w:tblPr>
+      <w:tblStyleRowBandSize w:val="1"/>
+      <w:tblStyleColBandSize w:val="1"/>
+    </w:tblPr>
+  </w:style>
+  <w:style w:type="table" w:styleId="Table5">
+    <w:basedOn w:val="TableNormal"/>
+    <w:tblPr>
+      <w:tblStyleRowBandSize w:val="1"/>
+      <w:tblStyleColBandSize w:val="1"/>
+    </w:tblPr>
+  </w:style>
+  <w:style w:type="table" w:styleId="Table6">
+    <w:basedOn w:val="TableNormal"/>
+    <w:tblPr>
+      <w:tblStyleRowBandSize w:val="1"/>
+      <w:tblStyleColBandSize w:val="1"/>
+    </w:tblPr>
+  </w:style>
+  <w:style w:type="table" w:styleId="Table7">
+    <w:basedOn w:val="TableNormal"/>
+    <w:tblPr>
+      <w:tblStyleRowBandSize w:val="1"/>
+      <w:tblStyleColBandSize w:val="1"/>
+    </w:tblPr>
+  </w:style>
+  <w:style w:type="table" w:styleId="Table8">
+    <w:basedOn w:val="TableNormal"/>
+    <w:tblPr>
+      <w:tblStyleRowBandSize w:val="1"/>
+      <w:tblStyleColBandSize w:val="1"/>
+    </w:tblPr>
+  </w:style>
+  <w:style w:type="table" w:styleId="Table9">
+    <w:basedOn w:val="TableNormal"/>
+    <w:tblPr>
+      <w:tblStyleRowBandSize w:val="1"/>
+      <w:tblStyleColBandSize w:val="1"/>
+    </w:tblPr>
+  </w:style>
+  <w:style w:type="table" w:styleId="Table10">
+    <w:basedOn w:val="TableNormal"/>
+    <w:tblPr>
+      <w:tblStyleRowBandSize w:val="1"/>
+      <w:tblStyleColBandSize w:val="1"/>
+    </w:tblPr>
+  </w:style>
+  <w:style w:type="table" w:styleId="Table11">
+    <w:basedOn w:val="TableNormal"/>
+    <w:tblPr>
+      <w:tblStyleRowBandSize w:val="1"/>
+      <w:tblStyleColBandSize w:val="1"/>
+    </w:tblPr>
+  </w:style>
+  <w:style w:type="table" w:styleId="Table12">
+    <w:basedOn w:val="TableNormal"/>
+    <w:tblPr>
+      <w:tblStyleRowBandSize w:val="1"/>
+      <w:tblStyleColBandSize w:val="1"/>
+    </w:tblPr>
+  </w:style>
+  <w:style w:type="table" w:styleId="Table13">
+    <w:basedOn w:val="TableNormal"/>
+    <w:tblPr>
+      <w:tblStyleRowBandSize w:val="1"/>
+      <w:tblStyleColBandSize w:val="1"/>
+    </w:tblPr>
+  </w:style>
+  <w:style w:type="table" w:styleId="Table14">
     <w:basedOn w:val="TableNormal"/>
     <w:tblPr>
       <w:tblStyleRowBandSize w:val="1"/>
